--- a/使用说明.docx
+++ b/使用说明.docx
@@ -31,7 +31,7 @@
           <w:sz w:val="20"/>
           <w:szCs w:val="20"/>
         </w:rPr>
-        <w:t xml:space="preserve">使用说明  ·  版本 1.3  ·  2026-10-22</w:t>
+        <w:t xml:space="preserve">使用说明  ·  版本 1.6  ·  2026-10-22</w:t>
       </w:r>
     </w:p>
     <w:p>
@@ -138,6 +138,42 @@
     </w:p>
     <w:p>
       <w:pPr>
+        <w:pStyle w:val="ListParagraph"/>
+        <w:numPr>
+          <w:ilvl w:val="0"/>
+          <w:numId w:val="1"/>
+        </w:numPr>
+        <w:spacing w:after="60" w:line="300"/>
+      </w:pPr>
+      <w:r>
+        <w:rPr>
+          <w:rFonts w:ascii="微软雅黑" w:cs="微软雅黑" w:eastAsia="微软雅黑" w:hAnsi="微软雅黑"/>
+          <w:sz w:val="22"/>
+          <w:szCs w:val="22"/>
+        </w:rPr>
+        <w:t xml:space="preserve">下载去向三选一：存电脑、存手机相册（App）、传夸克网盘（可指定网盘目录）</w:t>
+      </w:r>
+    </w:p>
+    <w:p>
+      <w:pPr>
+        <w:pStyle w:val="ListParagraph"/>
+        <w:numPr>
+          <w:ilvl w:val="0"/>
+          <w:numId w:val="1"/>
+        </w:numPr>
+        <w:spacing w:after="60" w:line="300"/>
+      </w:pPr>
+      <w:r>
+        <w:rPr>
+          <w:rFonts w:ascii="微软雅黑" w:cs="微软雅黑" w:eastAsia="微软雅黑" w:hAnsi="微软雅黑"/>
+          <w:sz w:val="22"/>
+          <w:szCs w:val="22"/>
+        </w:rPr>
+        <w:t xml:space="preserve">勾选文件打包成 zip，一次上传到网盘指定位置</w:t>
+      </w:r>
+    </w:p>
+    <w:p>
+      <w:pPr>
         <w:spacing w:after="100" w:line="300"/>
       </w:pPr>
       <w:r>
@@ -894,7 +930,7 @@
           <w:sz w:val="22"/>
           <w:szCs w:val="22"/>
         </w:rPr>
-        <w:t xml:space="preserve">点「复制地址」，发到手机浏览器打开。</w:t>
+        <w:t xml:space="preserve">点「复制地址」，发到手机浏览器打开；或直接安装本包内的「抖音下载器-独立版.apk」，在 App 里填同一个地址。</w:t>
       </w:r>
     </w:p>
     <w:p>
@@ -930,7 +966,7 @@
           <w:sz w:val="22"/>
           <w:szCs w:val="22"/>
         </w:rPr>
-        <w:t xml:space="preserve">手机页面可以控制下载、预览文件、把文件下载到手机。</w:t>
+        <w:t xml:space="preserve">手机页面可以控制下载、预览文件、把文件保存到手机。</w:t>
       </w:r>
     </w:p>
     <w:p>
@@ -965,79 +1001,97 @@
           <w:sz w:val="28"/>
           <w:szCs w:val="28"/>
         </w:rPr>
-        <w:t xml:space="preserve">十、其他功能</w:t>
-      </w:r>
-    </w:p>
-    <w:p>
-      <w:pPr>
-        <w:pStyle w:val="ListParagraph"/>
-        <w:numPr>
-          <w:ilvl w:val="0"/>
-          <w:numId w:val="1"/>
-        </w:numPr>
-        <w:spacing w:after="60" w:line="300"/>
-      </w:pPr>
-      <w:r>
-        <w:rPr>
-          <w:rFonts w:ascii="微软雅黑" w:cs="微软雅黑" w:eastAsia="微软雅黑" w:hAnsi="微软雅黑"/>
-          <w:sz w:val="22"/>
-          <w:szCs w:val="22"/>
-        </w:rPr>
-        <w:t xml:space="preserve">文件列表：视频/图片在线预览、下载到手机。</w:t>
-      </w:r>
-    </w:p>
-    <w:p>
-      <w:pPr>
-        <w:pStyle w:val="ListParagraph"/>
-        <w:numPr>
-          <w:ilvl w:val="0"/>
-          <w:numId w:val="1"/>
-        </w:numPr>
-        <w:spacing w:after="60" w:line="300"/>
-      </w:pPr>
-      <w:r>
-        <w:rPr>
-          <w:rFonts w:ascii="微软雅黑" w:cs="微软雅黑" w:eastAsia="微软雅黑" w:hAnsi="微软雅黑"/>
-          <w:sz w:val="22"/>
-          <w:szCs w:val="22"/>
-        </w:rPr>
-        <w:t xml:space="preserve">导出列表 CSV：方便做表格。</w:t>
-      </w:r>
-    </w:p>
-    <w:p>
-      <w:pPr>
-        <w:pStyle w:val="ListParagraph"/>
-        <w:numPr>
-          <w:ilvl w:val="0"/>
-          <w:numId w:val="1"/>
-        </w:numPr>
-        <w:spacing w:after="60" w:line="300"/>
-      </w:pPr>
-      <w:r>
-        <w:rPr>
-          <w:rFonts w:ascii="微软雅黑" w:cs="微软雅黑" w:eastAsia="微软雅黑" w:hAnsi="微软雅黑"/>
-          <w:sz w:val="22"/>
-          <w:szCs w:val="22"/>
-        </w:rPr>
-        <w:t xml:space="preserve">一键更新 yt-dlp。</w:t>
-      </w:r>
-    </w:p>
-    <w:p>
-      <w:pPr>
-        <w:pStyle w:val="ListParagraph"/>
-        <w:numPr>
-          <w:ilvl w:val="0"/>
-          <w:numId w:val="1"/>
-        </w:numPr>
-        <w:spacing w:after="60" w:line="300"/>
-      </w:pPr>
-      <w:r>
-        <w:rPr>
-          <w:rFonts w:ascii="微软雅黑" w:cs="微软雅黑" w:eastAsia="微软雅黑" w:hAnsi="微软雅黑"/>
-          <w:sz w:val="22"/>
-          <w:szCs w:val="22"/>
-        </w:rPr>
-        <w:t xml:space="preserve">跳过已下载、失败自动重试、下载字节进度。</w:t>
+        <w:t xml:space="preserve">十、保存到：电脑 / 手机相册 / 夸克网盘</w:t>
+      </w:r>
+    </w:p>
+    <w:p>
+      <w:pPr>
+        <w:pStyle w:val="ListParagraph"/>
+        <w:numPr>
+          <w:ilvl w:val="0"/>
+          <w:numId w:val="1"/>
+        </w:numPr>
+        <w:spacing w:after="60" w:line="300"/>
+      </w:pPr>
+      <w:r>
+        <w:rPr>
+          <w:rFonts w:ascii="微软雅黑" w:cs="微软雅黑" w:eastAsia="微软雅黑" w:hAnsi="微软雅黑"/>
+          <w:sz w:val="22"/>
+          <w:szCs w:val="22"/>
+        </w:rPr>
+        <w:t xml:space="preserve">作品列表上方多了「保存到」三选一，决定这一批下载完成后文件去哪里。</w:t>
+      </w:r>
+    </w:p>
+    <w:p>
+      <w:pPr>
+        <w:pStyle w:val="ListParagraph"/>
+        <w:numPr>
+          <w:ilvl w:val="0"/>
+          <w:numId w:val="1"/>
+        </w:numPr>
+        <w:spacing w:after="60" w:line="300"/>
+      </w:pPr>
+      <w:r>
+        <w:rPr>
+          <w:rFonts w:ascii="微软雅黑" w:cs="微软雅黑" w:eastAsia="微软雅黑" w:hAnsi="微软雅黑"/>
+          <w:sz w:val="22"/>
+          <w:szCs w:val="22"/>
+        </w:rPr>
+        <w:t xml:space="preserve">电脑：和以前一样，存到电脑上设置的下载目录（默认 D:\视频）。</w:t>
+      </w:r>
+    </w:p>
+    <w:p>
+      <w:pPr>
+        <w:pStyle w:val="ListParagraph"/>
+        <w:numPr>
+          <w:ilvl w:val="0"/>
+          <w:numId w:val="1"/>
+        </w:numPr>
+        <w:spacing w:after="60" w:line="300"/>
+      </w:pPr>
+      <w:r>
+        <w:rPr>
+          <w:rFonts w:ascii="微软雅黑" w:cs="微软雅黑" w:eastAsia="微软雅黑" w:hAnsi="微软雅黑"/>
+          <w:sz w:val="22"/>
+          <w:szCs w:val="22"/>
+        </w:rPr>
+        <w:t xml:space="preserve">手机相册：电脑先把文件下好，再由手机逐个拉回。用 App 打开的会直接写进相册——视频进 DCIM/抖音下载器，图片进 Pictures/抖音下载器，相册里能直接看到；用手机浏览器打开的只能落在浏览器下载目录（浏览器权限限制，App 才能进相册）。</w:t>
+      </w:r>
+    </w:p>
+    <w:p>
+      <w:pPr>
+        <w:pStyle w:val="ListParagraph"/>
+        <w:numPr>
+          <w:ilvl w:val="0"/>
+          <w:numId w:val="1"/>
+        </w:numPr>
+        <w:spacing w:after="60" w:line="300"/>
+      </w:pPr>
+      <w:r>
+        <w:rPr>
+          <w:rFonts w:ascii="微软雅黑" w:cs="微软雅黑" w:eastAsia="微软雅黑" w:hAnsi="微软雅黑"/>
+          <w:sz w:val="22"/>
+          <w:szCs w:val="22"/>
+        </w:rPr>
+        <w:t xml:space="preserve">夸克网盘：电脑下完后自动上传到你指定的网盘目录，详见下一章。</w:t>
+      </w:r>
+    </w:p>
+    <w:p>
+      <w:pPr>
+        <w:pStyle w:val="ListParagraph"/>
+        <w:numPr>
+          <w:ilvl w:val="0"/>
+          <w:numId w:val="1"/>
+        </w:numPr>
+        <w:spacing w:after="60" w:line="300"/>
+      </w:pPr>
+      <w:r>
+        <w:rPr>
+          <w:rFonts w:ascii="微软雅黑" w:cs="微软雅黑" w:eastAsia="微软雅黑" w:hAnsi="微软雅黑"/>
+          <w:sz w:val="22"/>
+          <w:szCs w:val="22"/>
+        </w:rPr>
+        <w:t xml:space="preserve">选「夸克网盘」但还没连接时，工具会先弹提示，不会假装上传成功。</w:t>
       </w:r>
     </w:p>
     <w:p>
@@ -1054,231 +1108,187 @@
           <w:sz w:val="28"/>
           <w:szCs w:val="28"/>
         </w:rPr>
-        <w:t xml:space="preserve">十一、常见问题</w:t>
-      </w:r>
-    </w:p>
-    <w:p>
-      <w:pPr>
-        <w:spacing w:after="100" w:line="300"/>
-      </w:pPr>
-      <w:r>
-        <w:rPr>
-          <w:rFonts w:ascii="微软雅黑" w:cs="微软雅黑" w:eastAsia="微软雅黑" w:hAnsi="微软雅黑"/>
-          <w:b/>
-          <w:bCs/>
-          <w:sz w:val="22"/>
-          <w:szCs w:val="22"/>
-        </w:rPr>
-        <w:t xml:space="preserve">Q1：页面打不开？</w:t>
-      </w:r>
-    </w:p>
-    <w:p>
-      <w:pPr>
-        <w:spacing w:after="100" w:line="300"/>
-      </w:pPr>
-      <w:r>
-        <w:rPr>
-          <w:rFonts w:ascii="微软雅黑" w:cs="微软雅黑" w:eastAsia="微软雅黑" w:hAnsi="微软雅黑"/>
-          <w:sz w:val="22"/>
-          <w:szCs w:val="22"/>
-        </w:rPr>
-        <w:t xml:space="preserve">双击「启动工具.bat」；检查 3210 端口是否被占用；看命令行窗口的报错。</w:t>
-      </w:r>
-    </w:p>
-    <w:p>
-      <w:pPr>
-        <w:spacing w:after="100" w:line="300"/>
-      </w:pPr>
-      <w:r>
-        <w:rPr>
-          <w:rFonts w:ascii="微软雅黑" w:cs="微软雅黑" w:eastAsia="微软雅黑" w:hAnsi="微软雅黑"/>
-          <w:b/>
-          <w:bCs/>
-          <w:sz w:val="22"/>
-          <w:szCs w:val="22"/>
-        </w:rPr>
-        <w:t xml:space="preserve">Q2：登录失败？</w:t>
-      </w:r>
-    </w:p>
-    <w:p>
-      <w:pPr>
-        <w:spacing w:after="100" w:line="300"/>
-      </w:pPr>
-      <w:r>
-        <w:rPr>
-          <w:rFonts w:ascii="微软雅黑" w:cs="微软雅黑" w:eastAsia="微软雅黑" w:hAnsi="微软雅黑"/>
-          <w:sz w:val="22"/>
-          <w:szCs w:val="22"/>
-        </w:rPr>
-        <w:t xml:space="preserve">换验证码登录；二维码过期点刷新；确认手机抖音上已点确认。</w:t>
-      </w:r>
-    </w:p>
-    <w:p>
-      <w:pPr>
-        <w:spacing w:after="100" w:line="300"/>
-      </w:pPr>
-      <w:r>
-        <w:rPr>
-          <w:rFonts w:ascii="微软雅黑" w:cs="微软雅黑" w:eastAsia="微软雅黑" w:hAnsi="微软雅黑"/>
-          <w:b/>
-          <w:bCs/>
-          <w:sz w:val="22"/>
-          <w:szCs w:val="22"/>
-        </w:rPr>
-        <w:t xml:space="preserve">Q3：抓取返回 0 条？</w:t>
-      </w:r>
-    </w:p>
-    <w:p>
-      <w:pPr>
-        <w:spacing w:after="100" w:line="300"/>
-      </w:pPr>
-      <w:r>
-        <w:rPr>
-          <w:rFonts w:ascii="微软雅黑" w:cs="微软雅黑" w:eastAsia="微软雅黑" w:hAnsi="微软雅黑"/>
-          <w:sz w:val="22"/>
-          <w:szCs w:val="22"/>
-        </w:rPr>
-        <w:t xml:space="preserve">确认已登录；重新获取；可能是网络或平台风控，稍后再试。</w:t>
-      </w:r>
-    </w:p>
-    <w:p>
-      <w:pPr>
-        <w:spacing w:after="100" w:line="300"/>
-      </w:pPr>
-      <w:r>
-        <w:rPr>
-          <w:rFonts w:ascii="微软雅黑" w:cs="微软雅黑" w:eastAsia="微软雅黑" w:hAnsi="微软雅黑"/>
-          <w:b/>
-          <w:bCs/>
-          <w:sz w:val="22"/>
-          <w:szCs w:val="22"/>
-        </w:rPr>
-        <w:t xml:space="preserve">Q4：下载失败？</w:t>
-      </w:r>
-    </w:p>
-    <w:p>
-      <w:pPr>
-        <w:spacing w:after="100" w:line="300"/>
-      </w:pPr>
-      <w:r>
-        <w:rPr>
-          <w:rFonts w:ascii="微软雅黑" w:cs="微软雅黑" w:eastAsia="微软雅黑" w:hAnsi="微软雅黑"/>
-          <w:sz w:val="22"/>
-          <w:szCs w:val="22"/>
-        </w:rPr>
-        <w:t xml:space="preserve">检查网络、磁盘空间、清晰度设置；工具会自动重试。</w:t>
-      </w:r>
-    </w:p>
-    <w:p>
-      <w:pPr>
-        <w:spacing w:after="100" w:line="300"/>
-      </w:pPr>
-      <w:r>
-        <w:rPr>
-          <w:rFonts w:ascii="微软雅黑" w:cs="微软雅黑" w:eastAsia="微软雅黑" w:hAnsi="微软雅黑"/>
-          <w:b/>
-          <w:bCs/>
-          <w:sz w:val="22"/>
-          <w:szCs w:val="22"/>
-        </w:rPr>
-        <w:t xml:space="preserve">Q5：动态图下载后不动？</w:t>
-      </w:r>
-    </w:p>
-    <w:p>
-      <w:pPr>
-        <w:spacing w:after="100" w:line="300"/>
-      </w:pPr>
-      <w:r>
-        <w:rPr>
-          <w:rFonts w:ascii="微软雅黑" w:cs="微软雅黑" w:eastAsia="微软雅黑" w:hAnsi="微软雅黑"/>
-          <w:sz w:val="22"/>
-          <w:szCs w:val="22"/>
-        </w:rPr>
-        <w:t xml:space="preserve">抖音图集的动态效果在 _live.mp4 文件里，webp 是静态封面；播放 mp4 即可。</w:t>
-      </w:r>
-    </w:p>
-    <w:p>
-      <w:pPr>
-        <w:spacing w:after="100" w:line="300"/>
-      </w:pPr>
-      <w:r>
-        <w:rPr>
-          <w:rFonts w:ascii="微软雅黑" w:cs="微软雅黑" w:eastAsia="微软雅黑" w:hAnsi="微软雅黑"/>
-          <w:b/>
-          <w:bCs/>
-          <w:sz w:val="22"/>
-          <w:szCs w:val="22"/>
-        </w:rPr>
-        <w:t xml:space="preserve">Q6：手机打不开？</w:t>
-      </w:r>
-    </w:p>
-    <w:p>
-      <w:pPr>
-        <w:spacing w:after="100" w:line="300"/>
-      </w:pPr>
-      <w:r>
-        <w:rPr>
-          <w:rFonts w:ascii="微软雅黑" w:cs="微软雅黑" w:eastAsia="微软雅黑" w:hAnsi="微软雅黑"/>
-          <w:sz w:val="22"/>
-          <w:szCs w:val="22"/>
-        </w:rPr>
-        <w:t xml:space="preserve">确认手机和电脑同一 WiFi、token 正确、Windows 防火墙允许 node.exe。</w:t>
-      </w:r>
-    </w:p>
-    <w:p>
-      <w:pPr>
-        <w:spacing w:after="100" w:line="300"/>
-      </w:pPr>
-      <w:r>
-        <w:rPr>
-          <w:rFonts w:ascii="微软雅黑" w:cs="微软雅黑" w:eastAsia="微软雅黑" w:hAnsi="微软雅黑"/>
-          <w:b/>
-          <w:bCs/>
-          <w:sz w:val="22"/>
-          <w:szCs w:val="22"/>
-        </w:rPr>
-        <w:t xml:space="preserve">Q7：杀毒软件报毒？</w:t>
-      </w:r>
-    </w:p>
-    <w:p>
-      <w:pPr>
-        <w:spacing w:after="100" w:line="300"/>
-      </w:pPr>
-      <w:r>
-        <w:rPr>
-          <w:rFonts w:ascii="微软雅黑" w:cs="微软雅黑" w:eastAsia="微软雅黑" w:hAnsi="微软雅黑"/>
-          <w:sz w:val="22"/>
-          <w:szCs w:val="22"/>
-        </w:rPr>
-        <w:t xml:space="preserve">工具未做签名，纯本地运行；可以添加信任，或检查源码后再用。</w:t>
-      </w:r>
-    </w:p>
-    <w:p>
-      <w:pPr>
-        <w:spacing w:after="100" w:line="300"/>
-      </w:pPr>
-      <w:r>
-        <w:rPr>
-          <w:rFonts w:ascii="微软雅黑" w:cs="微软雅黑" w:eastAsia="微软雅黑" w:hAnsi="微软雅黑"/>
-          <w:b/>
-          <w:bCs/>
-          <w:sz w:val="22"/>
-          <w:szCs w:val="22"/>
-        </w:rPr>
-        <w:t xml:space="preserve">Q8：会不会封号？</w:t>
-      </w:r>
-    </w:p>
-    <w:p>
-      <w:pPr>
-        <w:spacing w:after="100" w:line="300"/>
-      </w:pPr>
-      <w:r>
-        <w:rPr>
-          <w:rFonts w:ascii="微软雅黑" w:cs="微软雅黑" w:eastAsia="微软雅黑" w:hAnsi="微软雅黑"/>
-          <w:sz w:val="22"/>
-          <w:szCs w:val="22"/>
-        </w:rPr>
-        <w:t xml:space="preserve">批量下载有风险。建议用小号、开启安全模式、控制数量；工具不能保证不封号。</w:t>
+        <w:t xml:space="preserve">十一、连接夸克网盘与打包上传</w:t>
+      </w:r>
+    </w:p>
+    <w:p>
+      <w:pPr>
+        <w:pStyle w:val="ListParagraph"/>
+        <w:numPr>
+          <w:ilvl w:val="0"/>
+          <w:numId w:val="1"/>
+        </w:numPr>
+        <w:spacing w:after="60" w:line="300"/>
+      </w:pPr>
+      <w:r>
+        <w:rPr>
+          <w:rFonts w:ascii="微软雅黑" w:cs="微软雅黑" w:eastAsia="微软雅黑" w:hAnsi="微软雅黑"/>
+          <w:sz w:val="22"/>
+          <w:szCs w:val="22"/>
+        </w:rPr>
+        <w:t xml:space="preserve">页面「夸克网盘」面板点开展开设置，状态会如实显示「已连接」或「未连接」。</w:t>
+      </w:r>
+    </w:p>
+    <w:p>
+      <w:pPr>
+        <w:pStyle w:val="ListParagraph"/>
+        <w:numPr>
+          <w:ilvl w:val="0"/>
+          <w:numId w:val="1"/>
+        </w:numPr>
+        <w:spacing w:after="60" w:line="300"/>
+      </w:pPr>
+      <w:r>
+        <w:rPr>
+          <w:rFonts w:ascii="微软雅黑" w:cs="微软雅黑" w:eastAsia="微软雅黑" w:hAnsi="微软雅黑"/>
+          <w:sz w:val="22"/>
+          <w:szCs w:val="22"/>
+        </w:rPr>
+        <w:t xml:space="preserve">连接方式一（推荐，本机版）：点「打开夸克登录页」，在弹出的浏览器窗口里正常登录夸克网盘，回到工具点「从浏览器导入」。</w:t>
+      </w:r>
+    </w:p>
+    <w:p>
+      <w:pPr>
+        <w:pStyle w:val="ListParagraph"/>
+        <w:numPr>
+          <w:ilvl w:val="0"/>
+          <w:numId w:val="1"/>
+        </w:numPr>
+        <w:spacing w:after="60" w:line="300"/>
+      </w:pPr>
+      <w:r>
+        <w:rPr>
+          <w:rFonts w:ascii="微软雅黑" w:cs="微软雅黑" w:eastAsia="微软雅黑" w:hAnsi="微软雅黑"/>
+          <w:sz w:val="22"/>
+          <w:szCs w:val="22"/>
+        </w:rPr>
+        <w:t xml:space="preserve">连接方式二（任何环境都能用）：自己在电脑浏览器登录 pan.quark.cn → 按 F12 → Network → 找一条 drive-pc.quark.cn 的请求 → 复制请求头里整串 Cookie → 粘贴到工具里点「保存并测试 Cookie」。</w:t>
+      </w:r>
+    </w:p>
+    <w:p>
+      <w:pPr>
+        <w:pStyle w:val="ListParagraph"/>
+        <w:numPr>
+          <w:ilvl w:val="0"/>
+          <w:numId w:val="1"/>
+        </w:numPr>
+        <w:spacing w:after="60" w:line="300"/>
+      </w:pPr>
+      <w:r>
+        <w:rPr>
+          <w:rFonts w:ascii="微软雅黑" w:cs="微软雅黑" w:eastAsia="微软雅黑" w:hAnsi="微软雅黑"/>
+          <w:sz w:val="22"/>
+          <w:szCs w:val="22"/>
+        </w:rPr>
+        <w:t xml:space="preserve">Cookie 保存前工具会先向夸克校验，校验不过不会保存，界面会显示原因（例如 Cookie 已失效）。</w:t>
+      </w:r>
+    </w:p>
+    <w:p>
+      <w:pPr>
+        <w:pStyle w:val="ListParagraph"/>
+        <w:numPr>
+          <w:ilvl w:val="0"/>
+          <w:numId w:val="1"/>
+        </w:numPr>
+        <w:spacing w:after="60" w:line="300"/>
+      </w:pPr>
+      <w:r>
+        <w:rPr>
+          <w:rFonts w:ascii="微软雅黑" w:cs="微软雅黑" w:eastAsia="微软雅黑" w:hAnsi="微软雅黑"/>
+          <w:sz w:val="22"/>
+          <w:szCs w:val="22"/>
+        </w:rPr>
+        <w:t xml:space="preserve">指定网盘路径：直接输入例如 /影视/抖音，或点「浏览目录」一层层进入后「选定当前目录」，需要时可在里面新建文件夹。</w:t>
+      </w:r>
+    </w:p>
+    <w:p>
+      <w:pPr>
+        <w:pStyle w:val="ListParagraph"/>
+        <w:numPr>
+          <w:ilvl w:val="0"/>
+          <w:numId w:val="1"/>
+        </w:numPr>
+        <w:spacing w:after="60" w:line="300"/>
+      </w:pPr>
+      <w:r>
+        <w:rPr>
+          <w:rFonts w:ascii="微软雅黑" w:cs="微软雅黑" w:eastAsia="微软雅黑" w:hAnsi="微软雅黑"/>
+          <w:sz w:val="22"/>
+          <w:szCs w:val="22"/>
+        </w:rPr>
+        <w:t xml:space="preserve">下载时选「夸克网盘」→ 下载完成后自动上传到「该路径/博主昵称」下，进度和结果写在面板的「上传进度」日志里。</w:t>
+      </w:r>
+    </w:p>
+    <w:p>
+      <w:pPr>
+        <w:pStyle w:val="ListParagraph"/>
+        <w:numPr>
+          <w:ilvl w:val="0"/>
+          <w:numId w:val="1"/>
+        </w:numPr>
+        <w:spacing w:after="60" w:line="300"/>
+      </w:pPr>
+      <w:r>
+        <w:rPr>
+          <w:rFonts w:ascii="微软雅黑" w:cs="微软雅黑" w:eastAsia="微软雅黑" w:hAnsi="微软雅黑"/>
+          <w:sz w:val="22"/>
+          <w:szCs w:val="22"/>
+        </w:rPr>
+        <w:t xml:space="preserve">打包成压缩包：在「已下载文件」勾选若干文件 → 点「打包成压缩包」→ 生成在 下载目录/_压缩包/ 下；再勾选这个 zip 点「上传所选到夸克网盘」即可一次传一个整包。</w:t>
+      </w:r>
+    </w:p>
+    <w:p>
+      <w:pPr>
+        <w:pStyle w:val="ListParagraph"/>
+        <w:numPr>
+          <w:ilvl w:val="0"/>
+          <w:numId w:val="1"/>
+        </w:numPr>
+        <w:spacing w:after="60" w:line="300"/>
+      </w:pPr>
+      <w:r>
+        <w:rPr>
+          <w:rFonts w:ascii="微软雅黑" w:cs="微软雅黑" w:eastAsia="微软雅黑" w:hAnsi="微软雅黑"/>
+          <w:sz w:val="22"/>
+          <w:szCs w:val="22"/>
+        </w:rPr>
+        <w:t xml:space="preserve">上传走夸克官方网页同一套接口，超过 4MB 自动分片；云端已有完全相同文件时会被秒传，日志会标注。</w:t>
+      </w:r>
+    </w:p>
+    <w:p>
+      <w:pPr>
+        <w:pStyle w:val="ListParagraph"/>
+        <w:numPr>
+          <w:ilvl w:val="0"/>
+          <w:numId w:val="1"/>
+        </w:numPr>
+        <w:spacing w:after="60" w:line="300"/>
+      </w:pPr>
+      <w:r>
+        <w:rPr>
+          <w:rFonts w:ascii="微软雅黑" w:cs="微软雅黑" w:eastAsia="微软雅黑" w:hAnsi="微软雅黑"/>
+          <w:sz w:val="22"/>
+          <w:szCs w:val="22"/>
+        </w:rPr>
+        <w:t xml:space="preserve">Cookie 只保存在本机 config.json（便携包解压目录内），不会随工具发给别人；换电脑需重新粘贴。</w:t>
+      </w:r>
+    </w:p>
+    <w:p>
+      <w:pPr>
+        <w:pStyle w:val="ListParagraph"/>
+        <w:numPr>
+          <w:ilvl w:val="0"/>
+          <w:numId w:val="1"/>
+        </w:numPr>
+        <w:spacing w:after="60" w:line="300"/>
+      </w:pPr>
+      <w:r>
+        <w:rPr>
+          <w:rFonts w:ascii="微软雅黑" w:cs="微软雅黑" w:eastAsia="微软雅黑" w:hAnsi="微软雅黑"/>
+          <w:sz w:val="22"/>
+          <w:szCs w:val="22"/>
+        </w:rPr>
+        <w:t xml:space="preserve">注意：这是夸克网页版使用的接口，官方没有公开文档，若夸克改版可能失效；届时工具会把失败原因显示在日志里，文件仍安全留在电脑。</w:t>
       </w:r>
     </w:p>
     <w:p>
@@ -1295,20 +1305,79 @@
           <w:sz w:val="28"/>
           <w:szCs w:val="28"/>
         </w:rPr>
-        <w:t xml:space="preserve">十二、免责声明</w:t>
-      </w:r>
-    </w:p>
-    <w:p>
-      <w:pPr>
-        <w:spacing w:after="100" w:line="300"/>
-      </w:pPr>
-      <w:r>
-        <w:rPr>
-          <w:rFonts w:ascii="微软雅黑" w:cs="微软雅黑" w:eastAsia="微软雅黑" w:hAnsi="微软雅黑"/>
-          <w:sz w:val="22"/>
-          <w:szCs w:val="22"/>
-        </w:rPr>
-        <w:t xml:space="preserve">本工具仅用于个人学习、备份已公开内容。请遵守抖音及各平台的用户协议，不要用于商业用途、二次传播、绕过付费或私密内容。批量下载可能导致账号限流或封禁，风险由使用者承担。工具不收集、不上传任何账号信息，cookies 仅保存在本机。</w:t>
+        <w:t xml:space="preserve">十二、其他功能</w:t>
+      </w:r>
+    </w:p>
+    <w:p>
+      <w:pPr>
+        <w:pStyle w:val="ListParagraph"/>
+        <w:numPr>
+          <w:ilvl w:val="0"/>
+          <w:numId w:val="1"/>
+        </w:numPr>
+        <w:spacing w:after="60" w:line="300"/>
+      </w:pPr>
+      <w:r>
+        <w:rPr>
+          <w:rFonts w:ascii="微软雅黑" w:cs="微软雅黑" w:eastAsia="微软雅黑" w:hAnsi="微软雅黑"/>
+          <w:sz w:val="22"/>
+          <w:szCs w:val="22"/>
+        </w:rPr>
+        <w:t xml:space="preserve">文件列表：视频/图片在线预览、下载到手机、勾选打包。</w:t>
+      </w:r>
+    </w:p>
+    <w:p>
+      <w:pPr>
+        <w:pStyle w:val="ListParagraph"/>
+        <w:numPr>
+          <w:ilvl w:val="0"/>
+          <w:numId w:val="1"/>
+        </w:numPr>
+        <w:spacing w:after="60" w:line="300"/>
+      </w:pPr>
+      <w:r>
+        <w:rPr>
+          <w:rFonts w:ascii="微软雅黑" w:cs="微软雅黑" w:eastAsia="微软雅黑" w:hAnsi="微软雅黑"/>
+          <w:sz w:val="22"/>
+          <w:szCs w:val="22"/>
+        </w:rPr>
+        <w:t xml:space="preserve">导出列表 CSV：方便做表格。</w:t>
+      </w:r>
+    </w:p>
+    <w:p>
+      <w:pPr>
+        <w:pStyle w:val="ListParagraph"/>
+        <w:numPr>
+          <w:ilvl w:val="0"/>
+          <w:numId w:val="1"/>
+        </w:numPr>
+        <w:spacing w:after="60" w:line="300"/>
+      </w:pPr>
+      <w:r>
+        <w:rPr>
+          <w:rFonts w:ascii="微软雅黑" w:cs="微软雅黑" w:eastAsia="微软雅黑" w:hAnsi="微软雅黑"/>
+          <w:sz w:val="22"/>
+          <w:szCs w:val="22"/>
+        </w:rPr>
+        <w:t xml:space="preserve">一键更新 yt-dlp。</w:t>
+      </w:r>
+    </w:p>
+    <w:p>
+      <w:pPr>
+        <w:pStyle w:val="ListParagraph"/>
+        <w:numPr>
+          <w:ilvl w:val="0"/>
+          <w:numId w:val="1"/>
+        </w:numPr>
+        <w:spacing w:after="60" w:line="300"/>
+      </w:pPr>
+      <w:r>
+        <w:rPr>
+          <w:rFonts w:ascii="微软雅黑" w:cs="微软雅黑" w:eastAsia="微软雅黑" w:hAnsi="微软雅黑"/>
+          <w:sz w:val="22"/>
+          <w:szCs w:val="22"/>
+        </w:rPr>
+        <w:t xml:space="preserve">跳过已下载、失败自动重试、下载字节进度。</w:t>
       </w:r>
     </w:p>
     <w:p>
@@ -1325,7 +1394,370 @@
           <w:sz w:val="28"/>
           <w:szCs w:val="28"/>
         </w:rPr>
+        <w:t xml:space="preserve">十三、常见问题</w:t>
+      </w:r>
+    </w:p>
+    <w:p>
+      <w:pPr>
+        <w:spacing w:after="100" w:line="300"/>
+      </w:pPr>
+      <w:r>
+        <w:rPr>
+          <w:rFonts w:ascii="微软雅黑" w:cs="微软雅黑" w:eastAsia="微软雅黑" w:hAnsi="微软雅黑"/>
+          <w:b/>
+          <w:bCs/>
+          <w:sz w:val="22"/>
+          <w:szCs w:val="22"/>
+        </w:rPr>
+        <w:t xml:space="preserve">Q1：页面打不开？</w:t>
+      </w:r>
+    </w:p>
+    <w:p>
+      <w:pPr>
+        <w:spacing w:after="100" w:line="300"/>
+      </w:pPr>
+      <w:r>
+        <w:rPr>
+          <w:rFonts w:ascii="微软雅黑" w:cs="微软雅黑" w:eastAsia="微软雅黑" w:hAnsi="微软雅黑"/>
+          <w:sz w:val="22"/>
+          <w:szCs w:val="22"/>
+        </w:rPr>
+        <w:t xml:space="preserve">双击「启动工具.bat」；检查 3210 端口是否被占用；看命令行窗口的报错。</w:t>
+      </w:r>
+    </w:p>
+    <w:p>
+      <w:pPr>
+        <w:spacing w:after="100" w:line="300"/>
+      </w:pPr>
+      <w:r>
+        <w:rPr>
+          <w:rFonts w:ascii="微软雅黑" w:cs="微软雅黑" w:eastAsia="微软雅黑" w:hAnsi="微软雅黑"/>
+          <w:b/>
+          <w:bCs/>
+          <w:sz w:val="22"/>
+          <w:szCs w:val="22"/>
+        </w:rPr>
+        <w:t xml:space="preserve">Q2：登录失败？</w:t>
+      </w:r>
+    </w:p>
+    <w:p>
+      <w:pPr>
+        <w:spacing w:after="100" w:line="300"/>
+      </w:pPr>
+      <w:r>
+        <w:rPr>
+          <w:rFonts w:ascii="微软雅黑" w:cs="微软雅黑" w:eastAsia="微软雅黑" w:hAnsi="微软雅黑"/>
+          <w:sz w:val="22"/>
+          <w:szCs w:val="22"/>
+        </w:rPr>
+        <w:t xml:space="preserve">换验证码登录；二维码过期点刷新；确认手机抖音上已点确认。</w:t>
+      </w:r>
+    </w:p>
+    <w:p>
+      <w:pPr>
+        <w:spacing w:after="100" w:line="300"/>
+      </w:pPr>
+      <w:r>
+        <w:rPr>
+          <w:rFonts w:ascii="微软雅黑" w:cs="微软雅黑" w:eastAsia="微软雅黑" w:hAnsi="微软雅黑"/>
+          <w:b/>
+          <w:bCs/>
+          <w:sz w:val="22"/>
+          <w:szCs w:val="22"/>
+        </w:rPr>
+        <w:t xml:space="preserve">Q3：抓取返回 0 条？</w:t>
+      </w:r>
+    </w:p>
+    <w:p>
+      <w:pPr>
+        <w:spacing w:after="100" w:line="300"/>
+      </w:pPr>
+      <w:r>
+        <w:rPr>
+          <w:rFonts w:ascii="微软雅黑" w:cs="微软雅黑" w:eastAsia="微软雅黑" w:hAnsi="微软雅黑"/>
+          <w:sz w:val="22"/>
+          <w:szCs w:val="22"/>
+        </w:rPr>
+        <w:t xml:space="preserve">确认已登录；重新获取；可能是网络或平台风控，稍后再试。</w:t>
+      </w:r>
+    </w:p>
+    <w:p>
+      <w:pPr>
+        <w:spacing w:after="100" w:line="300"/>
+      </w:pPr>
+      <w:r>
+        <w:rPr>
+          <w:rFonts w:ascii="微软雅黑" w:cs="微软雅黑" w:eastAsia="微软雅黑" w:hAnsi="微软雅黑"/>
+          <w:b/>
+          <w:bCs/>
+          <w:sz w:val="22"/>
+          <w:szCs w:val="22"/>
+        </w:rPr>
+        <w:t xml:space="preserve">Q4：下载失败？</w:t>
+      </w:r>
+    </w:p>
+    <w:p>
+      <w:pPr>
+        <w:spacing w:after="100" w:line="300"/>
+      </w:pPr>
+      <w:r>
+        <w:rPr>
+          <w:rFonts w:ascii="微软雅黑" w:cs="微软雅黑" w:eastAsia="微软雅黑" w:hAnsi="微软雅黑"/>
+          <w:sz w:val="22"/>
+          <w:szCs w:val="22"/>
+        </w:rPr>
+        <w:t xml:space="preserve">检查网络、磁盘空间、清晰度设置；工具会自动重试。</w:t>
+      </w:r>
+    </w:p>
+    <w:p>
+      <w:pPr>
+        <w:spacing w:after="100" w:line="300"/>
+      </w:pPr>
+      <w:r>
+        <w:rPr>
+          <w:rFonts w:ascii="微软雅黑" w:cs="微软雅黑" w:eastAsia="微软雅黑" w:hAnsi="微软雅黑"/>
+          <w:b/>
+          <w:bCs/>
+          <w:sz w:val="22"/>
+          <w:szCs w:val="22"/>
+        </w:rPr>
+        <w:t xml:space="preserve">Q5：动态图下载后不动？</w:t>
+      </w:r>
+    </w:p>
+    <w:p>
+      <w:pPr>
+        <w:spacing w:after="100" w:line="300"/>
+      </w:pPr>
+      <w:r>
+        <w:rPr>
+          <w:rFonts w:ascii="微软雅黑" w:cs="微软雅黑" w:eastAsia="微软雅黑" w:hAnsi="微软雅黑"/>
+          <w:sz w:val="22"/>
+          <w:szCs w:val="22"/>
+        </w:rPr>
+        <w:t xml:space="preserve">抖音图集的动态效果在 _live.mp4 文件里，webp 是静态封面；播放 mp4 即可。</w:t>
+      </w:r>
+    </w:p>
+    <w:p>
+      <w:pPr>
+        <w:spacing w:after="100" w:line="300"/>
+      </w:pPr>
+      <w:r>
+        <w:rPr>
+          <w:rFonts w:ascii="微软雅黑" w:cs="微软雅黑" w:eastAsia="微软雅黑" w:hAnsi="微软雅黑"/>
+          <w:b/>
+          <w:bCs/>
+          <w:sz w:val="22"/>
+          <w:szCs w:val="22"/>
+        </w:rPr>
+        <w:t xml:space="preserve">Q6：手机打不开？</w:t>
+      </w:r>
+    </w:p>
+    <w:p>
+      <w:pPr>
+        <w:spacing w:after="100" w:line="300"/>
+      </w:pPr>
+      <w:r>
+        <w:rPr>
+          <w:rFonts w:ascii="微软雅黑" w:cs="微软雅黑" w:eastAsia="微软雅黑" w:hAnsi="微软雅黑"/>
+          <w:sz w:val="22"/>
+          <w:szCs w:val="22"/>
+        </w:rPr>
+        <w:t xml:space="preserve">确认手机和电脑同一 WiFi、token 正确、Windows 防火墙允许 node.exe。</w:t>
+      </w:r>
+    </w:p>
+    <w:p>
+      <w:pPr>
+        <w:spacing w:after="100" w:line="300"/>
+      </w:pPr>
+      <w:r>
+        <w:rPr>
+          <w:rFonts w:ascii="微软雅黑" w:cs="微软雅黑" w:eastAsia="微软雅黑" w:hAnsi="微软雅黑"/>
+          <w:b/>
+          <w:bCs/>
+          <w:sz w:val="22"/>
+          <w:szCs w:val="22"/>
+        </w:rPr>
+        <w:t xml:space="preserve">Q7：杀毒软件报毒？</w:t>
+      </w:r>
+    </w:p>
+    <w:p>
+      <w:pPr>
+        <w:spacing w:after="100" w:line="300"/>
+      </w:pPr>
+      <w:r>
+        <w:rPr>
+          <w:rFonts w:ascii="微软雅黑" w:cs="微软雅黑" w:eastAsia="微软雅黑" w:hAnsi="微软雅黑"/>
+          <w:sz w:val="22"/>
+          <w:szCs w:val="22"/>
+        </w:rPr>
+        <w:t xml:space="preserve">工具未做签名，纯本地运行；可以添加信任，或检查源码后再用。</w:t>
+      </w:r>
+    </w:p>
+    <w:p>
+      <w:pPr>
+        <w:spacing w:after="100" w:line="300"/>
+      </w:pPr>
+      <w:r>
+        <w:rPr>
+          <w:rFonts w:ascii="微软雅黑" w:cs="微软雅黑" w:eastAsia="微软雅黑" w:hAnsi="微软雅黑"/>
+          <w:b/>
+          <w:bCs/>
+          <w:sz w:val="22"/>
+          <w:szCs w:val="22"/>
+        </w:rPr>
+        <w:t xml:space="preserve">Q8：会不会封号？</w:t>
+      </w:r>
+    </w:p>
+    <w:p>
+      <w:pPr>
+        <w:spacing w:after="100" w:line="300"/>
+      </w:pPr>
+      <w:r>
+        <w:rPr>
+          <w:rFonts w:ascii="微软雅黑" w:cs="微软雅黑" w:eastAsia="微软雅黑" w:hAnsi="微软雅黑"/>
+          <w:sz w:val="22"/>
+          <w:szCs w:val="22"/>
+        </w:rPr>
+        <w:t xml:space="preserve">批量下载有风险。建议用小号、开启安全模式、控制数量；工具不能保证不封号。</w:t>
+      </w:r>
+    </w:p>
+    <w:p>
+      <w:pPr>
+        <w:spacing w:after="100" w:line="300"/>
+      </w:pPr>
+      <w:r>
+        <w:rPr>
+          <w:rFonts w:ascii="微软雅黑" w:cs="微软雅黑" w:eastAsia="微软雅黑" w:hAnsi="微软雅黑"/>
+          <w:b/>
+          <w:bCs/>
+          <w:sz w:val="22"/>
+          <w:szCs w:val="22"/>
+        </w:rPr>
+        <w:t xml:space="preserve">Q9：夸克网盘显示未连接 / 上传失败？</w:t>
+      </w:r>
+    </w:p>
+    <w:p>
+      <w:pPr>
+        <w:spacing w:after="100" w:line="300"/>
+      </w:pPr>
+      <w:r>
+        <w:rPr>
+          <w:rFonts w:ascii="微软雅黑" w:cs="微软雅黑" w:eastAsia="微软雅黑" w:hAnsi="微软雅黑"/>
+          <w:sz w:val="22"/>
+          <w:szCs w:val="22"/>
+        </w:rPr>
+        <w:t xml:space="preserve">先看面板日志的具体原因。常见三种：Cookie 过期（重新登录再粘贴一次）、路径写成了网盘里不存在的目录（工具会自动创建，但名字里有特殊字符时建议换个名）、夸克侧风控或空间不足。上传失败时文件仍在电脑下载目录里，不会丢。</w:t>
+      </w:r>
+    </w:p>
+    <w:p>
+      <w:pPr>
+        <w:spacing w:after="100" w:line="300"/>
+      </w:pPr>
+      <w:r>
+        <w:rPr>
+          <w:rFonts w:ascii="微软雅黑" w:cs="微软雅黑" w:eastAsia="微软雅黑" w:hAnsi="微软雅黑"/>
+          <w:b/>
+          <w:bCs/>
+          <w:sz w:val="22"/>
+          <w:szCs w:val="22"/>
+        </w:rPr>
+        <w:t xml:space="preserve">Q10：手机上相册里找不到下载的文件？</w:t>
+      </w:r>
+    </w:p>
+    <w:p>
+      <w:pPr>
+        <w:spacing w:after="100" w:line="300"/>
+      </w:pPr>
+      <w:r>
+        <w:rPr>
+          <w:rFonts w:ascii="微软雅黑" w:cs="微软雅黑" w:eastAsia="微软雅黑" w:hAnsi="微软雅黑"/>
+          <w:sz w:val="22"/>
+          <w:szCs w:val="22"/>
+        </w:rPr>
+        <w:t xml:space="preserve">用 App 打开的会进 DCIM/抖音下载器（视频）和 Pictures/抖音下载器（图片），相册一般立刻能看到，个别手机要等媒体库扫描或重启相册；用手机浏览器打开的落在浏览器下载目录，需要相册 App 里手动找「下载」分类。压缩包（zip）不属于照片，会落在下载目录。</w:t>
+      </w:r>
+    </w:p>
+    <w:p>
+      <w:pPr>
+        <w:pStyle w:val="Heading1"/>
+        <w:spacing w:after="120" w:before="260"/>
+      </w:pPr>
+      <w:r>
+        <w:rPr>
+          <w:rFonts w:ascii="微软雅黑" w:cs="微软雅黑" w:eastAsia="微软雅黑" w:hAnsi="微软雅黑"/>
+          <w:b/>
+          <w:bCs/>
+          <w:color w:val="1F4E79"/>
+          <w:sz w:val="28"/>
+          <w:szCs w:val="28"/>
+        </w:rPr>
+        <w:t xml:space="preserve">十四、免责声明</w:t>
+      </w:r>
+    </w:p>
+    <w:p>
+      <w:pPr>
+        <w:spacing w:after="100" w:line="300"/>
+      </w:pPr>
+      <w:r>
+        <w:rPr>
+          <w:rFonts w:ascii="微软雅黑" w:cs="微软雅黑" w:eastAsia="微软雅黑" w:hAnsi="微软雅黑"/>
+          <w:sz w:val="22"/>
+          <w:szCs w:val="22"/>
+        </w:rPr>
+        <w:t xml:space="preserve">本工具仅用于个人学习、备份已公开内容。请遵守抖音及各平台的用户协议，不要用于商业用途、二次传播、绕过付费或私密内容。批量下载可能导致账号限流或封禁，风险由使用者承担。工具不收集、不上传任何账号信息，cookies 仅保存在本机。</w:t>
+      </w:r>
+    </w:p>
+    <w:p>
+      <w:pPr>
+        <w:pStyle w:val="Heading1"/>
+        <w:spacing w:after="120" w:before="260"/>
+      </w:pPr>
+      <w:r>
+        <w:rPr>
+          <w:rFonts w:ascii="微软雅黑" w:cs="微软雅黑" w:eastAsia="微软雅黑" w:hAnsi="微软雅黑"/>
+          <w:b/>
+          <w:bCs/>
+          <w:color w:val="1F4E79"/>
+          <w:sz w:val="28"/>
+          <w:szCs w:val="28"/>
+        </w:rPr>
         <w:t xml:space="preserve">版本记录</w:t>
+      </w:r>
+    </w:p>
+    <w:p>
+      <w:pPr>
+        <w:pStyle w:val="ListParagraph"/>
+        <w:numPr>
+          <w:ilvl w:val="0"/>
+          <w:numId w:val="1"/>
+        </w:numPr>
+        <w:spacing w:after="60" w:line="300"/>
+      </w:pPr>
+      <w:r>
+        <w:rPr>
+          <w:rFonts w:ascii="微软雅黑" w:cs="微软雅黑" w:eastAsia="微软雅黑" w:hAnsi="微软雅黑"/>
+          <w:sz w:val="22"/>
+          <w:szCs w:val="22"/>
+        </w:rPr>
+        <w:t xml:space="preserve">1.6：夸克网盘连接/指定路径上传/打包 zip 上传；下载去向电脑·手机相册·网盘三选一；App 直接写相册（不再依赖系统下载服务）。</w:t>
+      </w:r>
+    </w:p>
+    <w:p>
+      <w:pPr>
+        <w:pStyle w:val="ListParagraph"/>
+        <w:numPr>
+          <w:ilvl w:val="0"/>
+          <w:numId w:val="1"/>
+        </w:numPr>
+        <w:spacing w:after="60" w:line="300"/>
+      </w:pPr>
+      <w:r>
+        <w:rPr>
+          <w:rFonts w:ascii="微软雅黑" w:cs="微软雅黑" w:eastAsia="微软雅黑" w:hAnsi="微软雅黑"/>
+          <w:sz w:val="22"/>
+          <w:szCs w:val="22"/>
+        </w:rPr>
+        <w:t xml:space="preserve">1.4~1.5：App 双模式（在线 = 网页功能一致）、修复 bytedance 协议跳转、应用图标。</w:t>
       </w:r>
     </w:p>
     <w:p>

--- a/使用说明.docx
+++ b/使用说明.docx
@@ -383,6 +383,78 @@
     </w:p>
     <w:p>
       <w:pPr>
+        <w:pStyle w:val="ListParagraph"/>
+        <w:numPr>
+          <w:ilvl w:val="0"/>
+          <w:numId w:val="1"/>
+        </w:numPr>
+        <w:spacing w:after="60" w:line="300"/>
+      </w:pPr>
+      <w:r>
+        <w:rPr>
+          <w:rFonts w:ascii="微软雅黑" w:cs="微软雅黑" w:eastAsia="微软雅黑" w:hAnsi="微软雅黑"/>
+          <w:sz w:val="22"/>
+          <w:szCs w:val="22"/>
+        </w:rPr>
+        <w:t xml:space="preserve">工具会在使用结束后 5 分钟自动关闭后台浏览器以省内存，登录态不会丢，下次要用时自动重开。</w:t>
+      </w:r>
+    </w:p>
+    <w:p>
+      <w:pPr>
+        <w:pStyle w:val="ListParagraph"/>
+        <w:numPr>
+          <w:ilvl w:val="0"/>
+          <w:numId w:val="1"/>
+        </w:numPr>
+        <w:spacing w:after="60" w:line="300"/>
+      </w:pPr>
+      <w:r>
+        <w:rPr>
+          <w:rFonts w:ascii="微软雅黑" w:cs="微软雅黑" w:eastAsia="微软雅黑" w:hAnsi="微软雅黑"/>
+          <w:sz w:val="22"/>
+          <w:szCs w:val="22"/>
+        </w:rPr>
+        <w:t xml:space="preserve">线上版（服务器）常拿不到二维码：抖音对云服务器 IP 不返回码图，验证码也常被风控拦下。</w:t>
+      </w:r>
+    </w:p>
+    <w:p>
+      <w:pPr>
+        <w:pStyle w:val="ListParagraph"/>
+        <w:numPr>
+          <w:ilvl w:val="0"/>
+          <w:numId w:val="1"/>
+        </w:numPr>
+        <w:spacing w:after="60" w:line="300"/>
+      </w:pPr>
+      <w:r>
+        <w:rPr>
+          <w:rFonts w:ascii="微软雅黑" w:cs="微软雅黑" w:eastAsia="微软雅黑" w:hAnsi="微软雅黑"/>
+          <w:sz w:val="22"/>
+          <w:szCs w:val="22"/>
+        </w:rPr>
+        <w:t xml:space="preserve">正确做法：在本机版登录一次 → 在登录区填线上完整地址（含 ?token=）→ 点「把本机登录态同步过去」，线上即刻可用，不用在线上再登录。</w:t>
+      </w:r>
+    </w:p>
+    <w:p>
+      <w:pPr>
+        <w:pStyle w:val="ListParagraph"/>
+        <w:numPr>
+          <w:ilvl w:val="0"/>
+          <w:numId w:val="1"/>
+        </w:numPr>
+        <w:spacing w:after="60" w:line="300"/>
+      </w:pPr>
+      <w:r>
+        <w:rPr>
+          <w:rFonts w:ascii="微软雅黑" w:cs="微软雅黑" w:eastAsia="微软雅黑" w:hAnsi="微软雅黑"/>
+          <w:sz w:val="22"/>
+          <w:szCs w:val="22"/>
+        </w:rPr>
+        <w:t xml:space="preserve">同步走的是普通 HTTP，登录态等于账号钥匙，只在自己掌控的服务器之间用；不要往陌生地址点。</w:t>
+      </w:r>
+    </w:p>
+    <w:p>
+      <w:pPr>
         <w:pStyle w:val="Heading1"/>
         <w:spacing w:after="120" w:before="260"/>
       </w:pPr>
@@ -1675,6 +1747,34 @@
           <w:szCs w:val="22"/>
         </w:rPr>
         <w:t xml:space="preserve">用 App 打开的会进 DCIM/抖音下载器（视频）和 Pictures/抖音下载器（图片），相册一般立刻能看到，个别手机要等媒体库扫描或重启相册；用手机浏览器打开的落在浏览器下载目录，需要相册 App 里手动找「下载」分类。压缩包（zip）不属于照片，会落在下载目录。</w:t>
+      </w:r>
+    </w:p>
+    <w:p>
+      <w:pPr>
+        <w:spacing w:after="100" w:line="300"/>
+      </w:pPr>
+      <w:r>
+        <w:rPr>
+          <w:rFonts w:ascii="微软雅黑" w:cs="微软雅黑" w:eastAsia="微软雅黑" w:hAnsi="微软雅黑"/>
+          <w:b/>
+          <w:bCs/>
+          <w:sz w:val="22"/>
+          <w:szCs w:val="22"/>
+        </w:rPr>
+        <w:t xml:space="preserve">Q11：线上（服务器）扫码区显示的不是二维码 / 验证码点了没反应？</w:t>
+      </w:r>
+    </w:p>
+    <w:p>
+      <w:pPr>
+        <w:spacing w:after="100" w:line="300"/>
+      </w:pPr>
+      <w:r>
+        <w:rPr>
+          <w:rFonts w:ascii="微软雅黑" w:cs="微软雅黑" w:eastAsia="微软雅黑" w:hAnsi="微软雅黑"/>
+          <w:sz w:val="22"/>
+          <w:szCs w:val="22"/>
+        </w:rPr>
+        <w:t xml:space="preserve">这是云服务器 IP 被抖音风控：页面能打开但不下发码图，验证码接口也会被拦。工具现在会直接写明"抖音没给这台服务器返回二维码图片"，而不是给你一张没码的图。解决办法就是用本机登录一次，再点「把本机登录态同步过去」。另外若服务器内存吃紧把浏览器杀了，也会造成弹窗半渲染——工具已改为空闲 5 分钟自动关浏览器，服务器内存上限也放宽了。</w:t>
       </w:r>
     </w:p>
     <w:p>

--- a/使用说明.docx
+++ b/使用说明.docx
@@ -575,7 +575,25 @@
           <w:sz w:val="22"/>
           <w:szCs w:val="22"/>
         </w:rPr>
-        <w:t xml:space="preserve">已下载的作品会显示「已下载」，重复下载会自动跳过。</w:t>
+        <w:t xml:space="preserve">文件按类型分三个子文件夹存：博主昵称/图片（图集静态图）、博主昵称/动态图（Live Photo 的 mp4）、博主昵称/视频（普通视频）。</w:t>
+      </w:r>
+    </w:p>
+    <w:p>
+      <w:pPr>
+        <w:pStyle w:val="ListParagraph"/>
+        <w:numPr>
+          <w:ilvl w:val="0"/>
+          <w:numId w:val="1"/>
+        </w:numPr>
+        <w:spacing w:after="60" w:line="300"/>
+      </w:pPr>
+      <w:r>
+        <w:rPr>
+          <w:rFonts w:ascii="微软雅黑" w:cs="微软雅黑" w:eastAsia="微软雅黑" w:hAnsi="微软雅黑"/>
+          <w:sz w:val="22"/>
+          <w:szCs w:val="22"/>
+        </w:rPr>
+        <w:t xml:space="preserve">已下载的作品会显示「已下载」，重复下载会自动跳过（旧版平铺存放的文件也能认出来，不会重复下一遍）。</w:t>
       </w:r>
     </w:p>
     <w:p>
@@ -896,6 +914,24 @@
           <w:szCs w:val="22"/>
         </w:rPr>
         <w:t xml:space="preserve">默认保存到 D:\视频 。</w:t>
+      </w:r>
+    </w:p>
+    <w:p>
+      <w:pPr>
+        <w:pStyle w:val="ListParagraph"/>
+        <w:numPr>
+          <w:ilvl w:val="0"/>
+          <w:numId w:val="1"/>
+        </w:numPr>
+        <w:spacing w:after="60" w:line="300"/>
+      </w:pPr>
+      <w:r>
+        <w:rPr>
+          <w:rFonts w:ascii="微软雅黑" w:cs="微软雅黑" w:eastAsia="微软雅黑" w:hAnsi="微软雅黑"/>
+          <w:sz w:val="22"/>
+          <w:szCs w:val="22"/>
+        </w:rPr>
+        <w:t xml:space="preserve">每个博主一个文件夹，里面再按 图片 / 动态图 / 视频 三个子文件夹分类。</w:t>
       </w:r>
     </w:p>
     <w:p>

--- a/使用说明.docx
+++ b/使用说明.docx
@@ -1252,7 +1252,7 @@
           <w:sz w:val="22"/>
           <w:szCs w:val="22"/>
         </w:rPr>
-        <w:t xml:space="preserve">连接方式一（推荐，本机版）：点「打开夸克登录页」，在弹出的浏览器窗口里正常登录夸克网盘，回到工具点「从浏览器导入」。</w:t>
+        <w:t xml:space="preserve">连接方式一（推荐，服务器上也一样能用）：点「显示登录二维码」→ 用手机「夸克网盘 App」或「夸克 App」的扫一扫 → 在手机上点确认。页面会自动检测到登录并导入，不需要你再点别的；二维码过期点「换一张码」。</w:t>
       </w:r>
     </w:p>
     <w:p>

--- a/使用说明.docx
+++ b/使用说明.docx
@@ -949,7 +949,7 @@
           <w:sz w:val="22"/>
           <w:szCs w:val="22"/>
         </w:rPr>
-        <w:t xml:space="preserve">页面可以直接输入路径，或点「选择目录」在电脑上选择。</w:t>
+        <w:t xml:space="preserve">页面可以直接输入路径，也可以点「选择目录」在页面里逐层进入本机文件夹后选定（服务器上同样能用，不依赖系统弹窗）。</w:t>
       </w:r>
     </w:p>
     <w:p>
@@ -1039,6 +1039,42 @@
           <w:szCs w:val="22"/>
         </w:rPr>
         <w:t xml:space="preserve">点「复制地址」，发到手机浏览器打开；或直接安装本包内的「抖音下载器-独立版.apk」，在 App 里填同一个地址。</w:t>
+      </w:r>
+    </w:p>
+    <w:p>
+      <w:pPr>
+        <w:pStyle w:val="ListParagraph"/>
+        <w:numPr>
+          <w:ilvl w:val="0"/>
+          <w:numId w:val="1"/>
+        </w:numPr>
+        <w:spacing w:after="60" w:line="300"/>
+      </w:pPr>
+      <w:r>
+        <w:rPr>
+          <w:rFonts w:ascii="微软雅黑" w:cs="微软雅黑" w:eastAsia="微软雅黑" w:hAnsi="微软雅黑"/>
+          <w:sz w:val="22"/>
+          <w:szCs w:val="22"/>
+        </w:rPr>
+        <w:t xml:space="preserve">用线上地址访问时，这一栏显示的就是线上地址本身（服务器没有局域网），手机直接扫/输这个地址即可。</w:t>
+      </w:r>
+    </w:p>
+    <w:p>
+      <w:pPr>
+        <w:pStyle w:val="ListParagraph"/>
+        <w:numPr>
+          <w:ilvl w:val="0"/>
+          <w:numId w:val="1"/>
+        </w:numPr>
+        <w:spacing w:after="60" w:line="300"/>
+      </w:pPr>
+      <w:r>
+        <w:rPr>
+          <w:rFonts w:ascii="微软雅黑" w:cs="微软雅黑" w:eastAsia="微软雅黑" w:hAnsi="微软雅黑"/>
+          <w:sz w:val="22"/>
+          <w:szCs w:val="22"/>
+        </w:rPr>
+        <w:t xml:space="preserve">浏览器在非 HTTPS 页面会禁止脚本读剪贴板，工具会自动改用兼容方式复制；个别浏览器仍会拦，届时手动复制页面上显示的那行地址。</w:t>
       </w:r>
     </w:p>
     <w:p>

--- a/使用说明.docx
+++ b/使用说明.docx
@@ -31,7 +31,7 @@
           <w:sz w:val="20"/>
           <w:szCs w:val="20"/>
         </w:rPr>
-        <w:t xml:space="preserve">使用说明  ·  版本 1.6  ·  2026-10-22</w:t>
+        <w:t xml:space="preserve">使用说明  ·  版本 1.7  ·  2026-10-22</w:t>
       </w:r>
     </w:p>
     <w:p>
@@ -557,25 +557,43 @@
           <w:sz w:val="22"/>
           <w:szCs w:val="22"/>
         </w:rPr>
-        <w:t xml:space="preserve">勾选作品后点「下载所选」或「下载全部」。</w:t>
-      </w:r>
-    </w:p>
-    <w:p>
-      <w:pPr>
-        <w:pStyle w:val="ListParagraph"/>
-        <w:numPr>
-          <w:ilvl w:val="0"/>
-          <w:numId w:val="1"/>
-        </w:numPr>
-        <w:spacing w:after="60" w:line="300"/>
-      </w:pPr>
-      <w:r>
-        <w:rPr>
-          <w:rFonts w:ascii="微软雅黑" w:cs="微软雅黑" w:eastAsia="微软雅黑" w:hAnsi="微软雅黑"/>
-          <w:sz w:val="22"/>
-          <w:szCs w:val="22"/>
-        </w:rPr>
-        <w:t xml:space="preserve">文件按类型分三个子文件夹存：博主昵称/图片（图集静态图）、博主昵称/动态图（Live Photo 的 mp4）、博主昵称/视频（普通视频）。</w:t>
+        <w:t xml:space="preserve">勾选想要的作品，然后在「导出方案」里一次把话说清楚，再点「开始导出」：内容类型（图片 / 动态图 / 视频，可多选）、保存到（电脑 / 手机相册 / 夸克网盘）、是否合成一个压缩包。</w:t>
+      </w:r>
+    </w:p>
+    <w:p>
+      <w:pPr>
+        <w:pStyle w:val="ListParagraph"/>
+        <w:numPr>
+          <w:ilvl w:val="0"/>
+          <w:numId w:val="1"/>
+        </w:numPr>
+        <w:spacing w:after="60" w:line="300"/>
+      </w:pPr>
+      <w:r>
+        <w:rPr>
+          <w:rFonts w:ascii="微软雅黑" w:cs="微软雅黑" w:eastAsia="微软雅黑" w:hAnsi="微软雅黑"/>
+          <w:sz w:val="22"/>
+          <w:szCs w:val="22"/>
+        </w:rPr>
+        <w:t xml:space="preserve">不需要先下载到服务器再去文件列表里二次勾选——类型和去向在导出前就定好，一步到位。</w:t>
+      </w:r>
+    </w:p>
+    <w:p>
+      <w:pPr>
+        <w:pStyle w:val="ListParagraph"/>
+        <w:numPr>
+          <w:ilvl w:val="0"/>
+          <w:numId w:val="1"/>
+        </w:numPr>
+        <w:spacing w:after="60" w:line="300"/>
+      </w:pPr>
+      <w:r>
+        <w:rPr>
+          <w:rFonts w:ascii="微软雅黑" w:cs="微软雅黑" w:eastAsia="微软雅黑" w:hAnsi="微软雅黑"/>
+          <w:sz w:val="22"/>
+          <w:szCs w:val="22"/>
+        </w:rPr>
+        <w:t xml:space="preserve">文件按类型分三个子文件夹存：博主昵称/图片（图集静态图）、博主昵称/动态图（Live Photo 的 mp4）、博主昵称/视频（普通视频）；打包时压缩包内也保留这三个分类。</w:t>
       </w:r>
     </w:p>
     <w:p>
@@ -1145,97 +1163,151 @@
           <w:sz w:val="28"/>
           <w:szCs w:val="28"/>
         </w:rPr>
-        <w:t xml:space="preserve">十、保存到：电脑 / 手机相册 / 夸克网盘</w:t>
-      </w:r>
-    </w:p>
-    <w:p>
-      <w:pPr>
-        <w:pStyle w:val="ListParagraph"/>
-        <w:numPr>
-          <w:ilvl w:val="0"/>
-          <w:numId w:val="1"/>
-        </w:numPr>
-        <w:spacing w:after="60" w:line="300"/>
-      </w:pPr>
-      <w:r>
-        <w:rPr>
-          <w:rFonts w:ascii="微软雅黑" w:cs="微软雅黑" w:eastAsia="微软雅黑" w:hAnsi="微软雅黑"/>
-          <w:sz w:val="22"/>
-          <w:szCs w:val="22"/>
-        </w:rPr>
-        <w:t xml:space="preserve">作品列表上方多了「保存到」三选一，决定这一批下载完成后文件去哪里。</w:t>
-      </w:r>
-    </w:p>
-    <w:p>
-      <w:pPr>
-        <w:pStyle w:val="ListParagraph"/>
-        <w:numPr>
-          <w:ilvl w:val="0"/>
-          <w:numId w:val="1"/>
-        </w:numPr>
-        <w:spacing w:after="60" w:line="300"/>
-      </w:pPr>
-      <w:r>
-        <w:rPr>
-          <w:rFonts w:ascii="微软雅黑" w:cs="微软雅黑" w:eastAsia="微软雅黑" w:hAnsi="微软雅黑"/>
-          <w:sz w:val="22"/>
-          <w:szCs w:val="22"/>
-        </w:rPr>
-        <w:t xml:space="preserve">电脑：和以前一样，存到电脑上设置的下载目录（默认 D:\视频）。</w:t>
-      </w:r>
-    </w:p>
-    <w:p>
-      <w:pPr>
-        <w:pStyle w:val="ListParagraph"/>
-        <w:numPr>
-          <w:ilvl w:val="0"/>
-          <w:numId w:val="1"/>
-        </w:numPr>
-        <w:spacing w:after="60" w:line="300"/>
-      </w:pPr>
-      <w:r>
-        <w:rPr>
-          <w:rFonts w:ascii="微软雅黑" w:cs="微软雅黑" w:eastAsia="微软雅黑" w:hAnsi="微软雅黑"/>
-          <w:sz w:val="22"/>
-          <w:szCs w:val="22"/>
-        </w:rPr>
-        <w:t xml:space="preserve">手机相册：电脑先把文件下好，再由手机逐个拉回。用 App 打开的会直接写进相册——视频进 DCIM/抖音下载器，图片进 Pictures/抖音下载器，相册里能直接看到；用手机浏览器打开的只能落在浏览器下载目录（浏览器权限限制，App 才能进相册）。</w:t>
-      </w:r>
-    </w:p>
-    <w:p>
-      <w:pPr>
-        <w:pStyle w:val="ListParagraph"/>
-        <w:numPr>
-          <w:ilvl w:val="0"/>
-          <w:numId w:val="1"/>
-        </w:numPr>
-        <w:spacing w:after="60" w:line="300"/>
-      </w:pPr>
-      <w:r>
-        <w:rPr>
-          <w:rFonts w:ascii="微软雅黑" w:cs="微软雅黑" w:eastAsia="微软雅黑" w:hAnsi="微软雅黑"/>
-          <w:sz w:val="22"/>
-          <w:szCs w:val="22"/>
-        </w:rPr>
-        <w:t xml:space="preserve">夸克网盘：电脑下完后自动上传到你指定的网盘目录，详见下一章。</w:t>
-      </w:r>
-    </w:p>
-    <w:p>
-      <w:pPr>
-        <w:pStyle w:val="ListParagraph"/>
-        <w:numPr>
-          <w:ilvl w:val="0"/>
-          <w:numId w:val="1"/>
-        </w:numPr>
-        <w:spacing w:after="60" w:line="300"/>
-      </w:pPr>
-      <w:r>
-        <w:rPr>
-          <w:rFonts w:ascii="微软雅黑" w:cs="微软雅黑" w:eastAsia="微软雅黑" w:hAnsi="微软雅黑"/>
-          <w:sz w:val="22"/>
-          <w:szCs w:val="22"/>
-        </w:rPr>
-        <w:t xml:space="preserve">选「夸克网盘」但还没连接时，工具会先弹提示，不会假装上传成功。</w:t>
+        <w:t xml:space="preserve">十、导出方案：类型 / 去向 / 打包</w:t>
+      </w:r>
+    </w:p>
+    <w:p>
+      <w:pPr>
+        <w:pStyle w:val="ListParagraph"/>
+        <w:numPr>
+          <w:ilvl w:val="0"/>
+          <w:numId w:val="1"/>
+        </w:numPr>
+        <w:spacing w:after="60" w:line="300"/>
+      </w:pPr>
+      <w:r>
+        <w:rPr>
+          <w:rFonts w:ascii="微软雅黑" w:cs="微软雅黑" w:eastAsia="微软雅黑" w:hAnsi="微软雅黑"/>
+          <w:sz w:val="22"/>
+          <w:szCs w:val="22"/>
+        </w:rPr>
+        <w:t xml:space="preserve">勾选作品后，列表上方就是「导出方案」卡片，四件事在这里一次定完，点「开始导出」直接执行。</w:t>
+      </w:r>
+    </w:p>
+    <w:p>
+      <w:pPr>
+        <w:pStyle w:val="ListParagraph"/>
+        <w:numPr>
+          <w:ilvl w:val="0"/>
+          <w:numId w:val="1"/>
+        </w:numPr>
+        <w:spacing w:after="60" w:line="300"/>
+      </w:pPr>
+      <w:r>
+        <w:rPr>
+          <w:rFonts w:ascii="微软雅黑" w:cs="微软雅黑" w:eastAsia="微软雅黑" w:hAnsi="微软雅黑"/>
+          <w:sz w:val="22"/>
+          <w:szCs w:val="22"/>
+        </w:rPr>
+        <w:t xml:space="preserve">内容类型：图片 / 动态图 / 视频 三个开关（至少留一个）。只要动态图就只下动态图，不会顺手把静态图也下一遍。</w:t>
+      </w:r>
+    </w:p>
+    <w:p>
+      <w:pPr>
+        <w:pStyle w:val="ListParagraph"/>
+        <w:numPr>
+          <w:ilvl w:val="0"/>
+          <w:numId w:val="1"/>
+        </w:numPr>
+        <w:spacing w:after="60" w:line="300"/>
+      </w:pPr>
+      <w:r>
+        <w:rPr>
+          <w:rFonts w:ascii="微软雅黑" w:cs="微软雅黑" w:eastAsia="微软雅黑" w:hAnsi="微软雅黑"/>
+          <w:sz w:val="22"/>
+          <w:szCs w:val="22"/>
+        </w:rPr>
+        <w:t xml:space="preserve">保存到 · 电脑：存到你选的目录（点「更换目录」在页面里逐层选，服务器上也一样能用）。</w:t>
+      </w:r>
+    </w:p>
+    <w:p>
+      <w:pPr>
+        <w:pStyle w:val="ListParagraph"/>
+        <w:numPr>
+          <w:ilvl w:val="0"/>
+          <w:numId w:val="1"/>
+        </w:numPr>
+        <w:spacing w:after="60" w:line="300"/>
+      </w:pPr>
+      <w:r>
+        <w:rPr>
+          <w:rFonts w:ascii="微软雅黑" w:cs="微软雅黑" w:eastAsia="微软雅黑" w:hAnsi="微软雅黑"/>
+          <w:sz w:val="22"/>
+          <w:szCs w:val="22"/>
+        </w:rPr>
+        <w:t xml:space="preserve">保存到 · 手机相册：电脑/服务器先把文件下好，再由本机浏览器逐个拉回。用 App 打开的直接写进相册——视频进 DCIM/抖音下载器，图片进 Pictures/抖音下载器；用手机浏览器打开的只能落在浏览器下载目录（浏览器权限限制，App 才能进相册）。</w:t>
+      </w:r>
+    </w:p>
+    <w:p>
+      <w:pPr>
+        <w:pStyle w:val="ListParagraph"/>
+        <w:numPr>
+          <w:ilvl w:val="0"/>
+          <w:numId w:val="1"/>
+        </w:numPr>
+        <w:spacing w:after="60" w:line="300"/>
+      </w:pPr>
+      <w:r>
+        <w:rPr>
+          <w:rFonts w:ascii="微软雅黑" w:cs="微软雅黑" w:eastAsia="微软雅黑" w:hAnsi="微软雅黑"/>
+          <w:sz w:val="22"/>
+          <w:szCs w:val="22"/>
+        </w:rPr>
+        <w:t xml:space="preserve">保存到 · 夸克网盘：下完后自动上传到你指定的网盘目录。没连接或没填目录时「开始导出」按钮是灰的，并写明原因，不会假装成功。</w:t>
+      </w:r>
+    </w:p>
+    <w:p>
+      <w:pPr>
+        <w:pStyle w:val="ListParagraph"/>
+        <w:numPr>
+          <w:ilvl w:val="0"/>
+          <w:numId w:val="1"/>
+        </w:numPr>
+        <w:spacing w:after="60" w:line="300"/>
+      </w:pPr>
+      <w:r>
+        <w:rPr>
+          <w:rFonts w:ascii="微软雅黑" w:cs="微软雅黑" w:eastAsia="微软雅黑" w:hAnsi="微软雅黑"/>
+          <w:sz w:val="22"/>
+          <w:szCs w:val="22"/>
+        </w:rPr>
+        <w:t xml:space="preserve">合成一个压缩包：勾上后本次产出会打成一个 zip（内部仍按 图片/动态图/视频 分类），电脑模式得到 zip，网盘模式直接传这个 zip，手机模式则下载这个 zip（zip 不是照片，不会进相册）。</w:t>
+      </w:r>
+    </w:p>
+    <w:p>
+      <w:pPr>
+        <w:pStyle w:val="ListParagraph"/>
+        <w:numPr>
+          <w:ilvl w:val="0"/>
+          <w:numId w:val="1"/>
+        </w:numPr>
+        <w:spacing w:after="60" w:line="300"/>
+      </w:pPr>
+      <w:r>
+        <w:rPr>
+          <w:rFonts w:ascii="微软雅黑" w:cs="微软雅黑" w:eastAsia="微软雅黑" w:hAnsi="微软雅黑"/>
+          <w:sz w:val="22"/>
+          <w:szCs w:val="22"/>
+        </w:rPr>
+        <w:t xml:space="preserve">下载进度和上传进度各一张卡片，带百分比、当前文件、本文件字节进度；日志默认折叠，点「查看运行日志」展开。</w:t>
+      </w:r>
+    </w:p>
+    <w:p>
+      <w:pPr>
+        <w:pStyle w:val="ListParagraph"/>
+        <w:numPr>
+          <w:ilvl w:val="0"/>
+          <w:numId w:val="1"/>
+        </w:numPr>
+        <w:spacing w:after="60" w:line="300"/>
+      </w:pPr>
+      <w:r>
+        <w:rPr>
+          <w:rFonts w:ascii="微软雅黑" w:cs="微软雅黑" w:eastAsia="微软雅黑" w:hAnsi="微软雅黑"/>
+          <w:sz w:val="22"/>
+          <w:szCs w:val="22"/>
+        </w:rPr>
+        <w:t xml:space="preserve">「历史文件」面板折叠在页面底部，用于对以前下过的东西单独打包、补传或预览，主流程用不到它。</w:t>
       </w:r>
     </w:p>
     <w:p>
@@ -1894,6 +1966,24 @@
           <w:szCs w:val="28"/>
         </w:rPr>
         <w:t xml:space="preserve">版本记录</w:t>
+      </w:r>
+    </w:p>
+    <w:p>
+      <w:pPr>
+        <w:pStyle w:val="ListParagraph"/>
+        <w:numPr>
+          <w:ilvl w:val="0"/>
+          <w:numId w:val="1"/>
+        </w:numPr>
+        <w:spacing w:after="60" w:line="300"/>
+      </w:pPr>
+      <w:r>
+        <w:rPr>
+          <w:rFonts w:ascii="微软雅黑" w:cs="微软雅黑" w:eastAsia="微软雅黑" w:hAnsi="微软雅黑"/>
+          <w:sz w:val="22"/>
+          <w:szCs w:val="22"/>
+        </w:rPr>
+        <w:t xml:space="preserve">1.7：导出方案卡片（导出前就选内容类型 / 去向 / 是否打包，一步到位）；下载与上传进度改为带动画的进度卡；「选择目录」改为页面内浏览（服务器上也能用）；非 HTTPS 下复制地址加兜底。</w:t>
       </w:r>
     </w:p>
     <w:p>

--- a/使用说明.docx
+++ b/使用说明.docx
@@ -1308,6 +1308,101 @@
           <w:szCs w:val="22"/>
         </w:rPr>
         <w:t xml:space="preserve">「历史文件」面板折叠在页面底部，用于对以前下过的东西单独打包、补传或预览，主流程用不到它。</w:t>
+      </w:r>
+    </w:p>
+    <w:p>
+      <w:pPr>
+        <w:spacing w:after="100" w:line="300"/>
+      </w:pPr>
+      <w:r>
+        <w:rPr>
+          <w:rFonts w:ascii="微软雅黑" w:cs="微软雅黑" w:eastAsia="微软雅黑" w:hAnsi="微软雅黑"/>
+          <w:b/>
+          <w:bCs/>
+          <w:sz w:val="22"/>
+          <w:szCs w:val="22"/>
+        </w:rPr>
+        <w:t xml:space="preserve">为什么线上页面不能直接写进我电脑的任意文件夹？</w:t>
+      </w:r>
+    </w:p>
+    <w:p>
+      <w:pPr>
+        <w:spacing w:after="100" w:line="300"/>
+      </w:pPr>
+      <w:r>
+        <w:rPr>
+          <w:rFonts w:ascii="微软雅黑" w:cs="微软雅黑" w:eastAsia="微软雅黑" w:hAnsi="微软雅黑"/>
+          <w:sz w:val="22"/>
+          <w:szCs w:val="22"/>
+        </w:rPr>
+        <w:t xml:space="preserve">这是浏览器的安全规则，不是工具缺陷：远程网页默认没有你本机文件系统的写入权限，只有本机版（localhost）或 HTTPS 站点才允许调用「选择文件夹并直接写入」。所以从线上页面看，「服务器目录」指的是远程那台机器的硬盘。</w:t>
+      </w:r>
+    </w:p>
+    <w:p>
+      <w:pPr>
+        <w:spacing w:after="100" w:line="300"/>
+      </w:pPr>
+      <w:r>
+        <w:rPr>
+          <w:rFonts w:ascii="微软雅黑" w:cs="微软雅黑" w:eastAsia="微软雅黑" w:hAnsi="微软雅黑"/>
+          <w:sz w:val="22"/>
+          <w:szCs w:val="22"/>
+        </w:rPr>
+        <w:t xml:space="preserve">要把文件落到你自己电脑，有三条路：</w:t>
+      </w:r>
+    </w:p>
+    <w:p>
+      <w:pPr>
+        <w:pStyle w:val="ListParagraph"/>
+        <w:numPr>
+          <w:ilvl w:val="0"/>
+          <w:numId w:val="1"/>
+        </w:numPr>
+        <w:spacing w:after="60" w:line="300"/>
+      </w:pPr>
+      <w:r>
+        <w:rPr>
+          <w:rFonts w:ascii="微软雅黑" w:cs="微软雅黑" w:eastAsia="微软雅黑" w:hAnsi="微软雅黑"/>
+          <w:sz w:val="22"/>
+          <w:szCs w:val="22"/>
+        </w:rPr>
+        <w:t xml:space="preserve">① 用本机版（解压后双击「启动工具.bat」）：选「电脑」，点「浏览目录」会弹出系统原生的选择文件夹窗口，选好就直接写进去；也可以点「选本机文件夹，直接写入」由页面直接落盘。</w:t>
+      </w:r>
+    </w:p>
+    <w:p>
+      <w:pPr>
+        <w:pStyle w:val="ListParagraph"/>
+        <w:numPr>
+          <w:ilvl w:val="0"/>
+          <w:numId w:val="1"/>
+        </w:numPr>
+        <w:spacing w:after="60" w:line="300"/>
+      </w:pPr>
+      <w:r>
+        <w:rPr>
+          <w:rFonts w:ascii="微软雅黑" w:cs="微软雅黑" w:eastAsia="微软雅黑" w:hAnsi="微软雅黑"/>
+          <w:sz w:val="22"/>
+          <w:szCs w:val="22"/>
+        </w:rPr>
+        <w:t xml:space="preserve">② 线上页面选「下载到本机」：服务器负责抓取和打包，做完由浏览器把文件（或一个 zip）下载下来。想每次都自己挑位置，就在浏览器设置里打开「下载前询问每个文件的保存位置」，会弹出系统另存为窗口。</w:t>
+      </w:r>
+    </w:p>
+    <w:p>
+      <w:pPr>
+        <w:pStyle w:val="ListParagraph"/>
+        <w:numPr>
+          <w:ilvl w:val="0"/>
+          <w:numId w:val="1"/>
+        </w:numPr>
+        <w:spacing w:after="60" w:line="300"/>
+      </w:pPr>
+      <w:r>
+        <w:rPr>
+          <w:rFonts w:ascii="微软雅黑" w:cs="微软雅黑" w:eastAsia="微软雅黑" w:hAnsi="微软雅黑"/>
+          <w:sz w:val="22"/>
+          <w:szCs w:val="22"/>
+        </w:rPr>
+        <w:t xml:space="preserve">③ 线上页面若配了 HTTPS 域名，也能用「选本机文件夹，直接写入」，效果同本机版。</w:t>
       </w:r>
     </w:p>
     <w:p>

--- a/使用说明.docx
+++ b/使用说明.docx
@@ -1290,6 +1290,42 @@
           <w:szCs w:val="22"/>
         </w:rPr>
         <w:t xml:space="preserve">下载进度和上传进度各一张卡片，带百分比、当前文件、本文件字节进度；日志默认折叠，点「查看运行日志」展开。</w:t>
+      </w:r>
+    </w:p>
+    <w:p>
+      <w:pPr>
+        <w:pStyle w:val="ListParagraph"/>
+        <w:numPr>
+          <w:ilvl w:val="0"/>
+          <w:numId w:val="1"/>
+        </w:numPr>
+        <w:spacing w:after="60" w:line="300"/>
+      </w:pPr>
+      <w:r>
+        <w:rPr>
+          <w:rFonts w:ascii="微软雅黑" w:cs="微软雅黑" w:eastAsia="微软雅黑" w:hAnsi="微软雅黑"/>
+          <w:sz w:val="22"/>
+          <w:szCs w:val="22"/>
+        </w:rPr>
+        <w:t xml:space="preserve">任务跑起来后，「开始导出」旁边会出现红色「停止导出」按钮：点一下会在做完当前这一条后停下（不会撕出半截文件），状态显示「正在停止…」，网盘上传队列同样会被叫停。</w:t>
+      </w:r>
+    </w:p>
+    <w:p>
+      <w:pPr>
+        <w:pStyle w:val="ListParagraph"/>
+        <w:numPr>
+          <w:ilvl w:val="0"/>
+          <w:numId w:val="1"/>
+        </w:numPr>
+        <w:spacing w:after="60" w:line="300"/>
+      </w:pPr>
+      <w:r>
+        <w:rPr>
+          <w:rFonts w:ascii="微软雅黑" w:cs="微软雅黑" w:eastAsia="微软雅黑" w:hAnsi="微软雅黑"/>
+          <w:sz w:val="22"/>
+          <w:szCs w:val="22"/>
+        </w:rPr>
+        <w:t xml:space="preserve">网盘上传走的是官方秒传通道：云端已有完全相同内容时不再重复上传流量，日志会标注「秒传」。上传后工具会在网盘目录里回查确认，网盘索引偶尔慢几秒，工具会自动重试，仍看不到时按「已受理」提示你去网盘核对，不会谎报成功或失败。</w:t>
       </w:r>
     </w:p>
     <w:p>

--- a/使用说明.docx
+++ b/使用说明.docx
@@ -31,7 +31,7 @@
           <w:sz w:val="20"/>
           <w:szCs w:val="20"/>
         </w:rPr>
-        <w:t xml:space="preserve">使用说明  ·  版本 1.7  ·  2026-10-22</w:t>
+        <w:t xml:space="preserve">使用说明  ·  版本 1.8  ·  2026-10-23</w:t>
       </w:r>
     </w:p>
     <w:p>
@@ -718,7 +718,25 @@
           <w:sz w:val="22"/>
           <w:szCs w:val="22"/>
         </w:rPr>
-        <w:t xml:space="preserve">勾选后下载，文件保存到「下载目录/平台/标题/」下。</w:t>
+        <w:t xml:space="preserve">勾选后同样走「导出方案」：内容类型变成 视频 / 音频 两个开关，去向、打包、停止和抖音完全一致。</w:t>
+      </w:r>
+    </w:p>
+    <w:p>
+      <w:pPr>
+        <w:pStyle w:val="ListParagraph"/>
+        <w:numPr>
+          <w:ilvl w:val="0"/>
+          <w:numId w:val="1"/>
+        </w:numPr>
+        <w:spacing w:after="60" w:line="300"/>
+      </w:pPr>
+      <w:r>
+        <w:rPr>
+          <w:rFonts w:ascii="微软雅黑" w:cs="微软雅黑" w:eastAsia="微软雅黑" w:hAnsi="微软雅黑"/>
+          <w:sz w:val="22"/>
+          <w:szCs w:val="22"/>
+        </w:rPr>
+        <w:t xml:space="preserve">文件保存到「下载目录/平台/标题/视频/」或「/音频/」下，打包时压缩包内保留这层结构。</w:t>
       </w:r>
     </w:p>
     <w:p>
@@ -737,6 +755,24 @@
           <w:szCs w:val="22"/>
         </w:rPr>
         <w:t xml:space="preserve">需要登录的内容（TikTok/X/小红书）：先在工具浏览器里登录对应平台，并保持「使用浏览器 cookies」开启。</w:t>
+      </w:r>
+    </w:p>
+    <w:p>
+      <w:pPr>
+        <w:pStyle w:val="ListParagraph"/>
+        <w:numPr>
+          <w:ilvl w:val="0"/>
+          <w:numId w:val="1"/>
+        </w:numPr>
+        <w:spacing w:after="60" w:line="300"/>
+      </w:pPr>
+      <w:r>
+        <w:rPr>
+          <w:rFonts w:ascii="微软雅黑" w:cs="微软雅黑" w:eastAsia="微软雅黑" w:hAnsi="微软雅黑"/>
+          <w:sz w:val="22"/>
+          <w:szCs w:val="22"/>
+        </w:rPr>
+        <w:t xml:space="preserve">小红书主页批量受平台限制，条目可能不全；单个作品链接最稳。</w:t>
       </w:r>
     </w:p>
     <w:p>
@@ -1343,6 +1379,60 @@
           <w:sz w:val="22"/>
           <w:szCs w:val="22"/>
         </w:rPr>
+        <w:t xml:space="preserve">去向按设备自动限制：手机上只出现「下载到相册」和「夸克网盘」（没有"电脑"可点），电脑上只出现「电脑/服务器目录」「下载到本机」「夸克网盘」（没有"手机相册"可点），不会出现电脑上点手机、手机上点电脑的错配。</w:t>
+      </w:r>
+    </w:p>
+    <w:p>
+      <w:pPr>
+        <w:pStyle w:val="ListParagraph"/>
+        <w:numPr>
+          <w:ilvl w:val="0"/>
+          <w:numId w:val="1"/>
+        </w:numPr>
+        <w:spacing w:after="60" w:line="300"/>
+      </w:pPr>
+      <w:r>
+        <w:rPr>
+          <w:rFonts w:ascii="微软雅黑" w:cs="微软雅黑" w:eastAsia="微软雅黑" w:hAnsi="微软雅黑"/>
+          <w:sz w:val="22"/>
+          <w:szCs w:val="22"/>
+        </w:rPr>
+        <w:t xml:space="preserve">线上部署想直接写进你自己电脑的文件夹，需要 HTTPS：服务器执行 deploy/make-cert.sh 生成自签证书（并在云安全组放行 3211 端口），然后用 https://服务器IP:3211/?token=xxx 打开，浏览器提示不受信任时点「高级 → 继续访问」，方案卡片里就会出现「选本机文件夹，直接写入」。</w:t>
+      </w:r>
+    </w:p>
+    <w:p>
+      <w:pPr>
+        <w:pStyle w:val="ListParagraph"/>
+        <w:numPr>
+          <w:ilvl w:val="0"/>
+          <w:numId w:val="1"/>
+        </w:numPr>
+        <w:spacing w:after="60" w:line="300"/>
+      </w:pPr>
+      <w:r>
+        <w:rPr>
+          <w:rFonts w:ascii="微软雅黑" w:cs="微软雅黑" w:eastAsia="微软雅黑" w:hAnsi="微软雅黑"/>
+          <w:sz w:val="22"/>
+          <w:szCs w:val="22"/>
+        </w:rPr>
+        <w:t xml:space="preserve">没有 HTTPS 时的替代做法：勾「合成一个压缩包」，浏览器只会下载一个 zip；在浏览器设置里开启「下载前询问每个文件的保存位置」，就能每次自己挑目录。</w:t>
+      </w:r>
+    </w:p>
+    <w:p>
+      <w:pPr>
+        <w:pStyle w:val="ListParagraph"/>
+        <w:numPr>
+          <w:ilvl w:val="0"/>
+          <w:numId w:val="1"/>
+        </w:numPr>
+        <w:spacing w:after="60" w:line="300"/>
+      </w:pPr>
+      <w:r>
+        <w:rPr>
+          <w:rFonts w:ascii="微软雅黑" w:cs="微软雅黑" w:eastAsia="微软雅黑" w:hAnsi="微软雅黑"/>
+          <w:sz w:val="22"/>
+          <w:szCs w:val="22"/>
+        </w:rPr>
         <w:t xml:space="preserve">「历史文件」面板折叠在页面底部，用于对以前下过的东西单独打包、补传或预览，主流程用不到它。</w:t>
       </w:r>
     </w:p>
@@ -2097,6 +2187,24 @@
           <w:szCs w:val="28"/>
         </w:rPr>
         <w:t xml:space="preserve">版本记录</w:t>
+      </w:r>
+    </w:p>
+    <w:p>
+      <w:pPr>
+        <w:pStyle w:val="ListParagraph"/>
+        <w:numPr>
+          <w:ilvl w:val="0"/>
+          <w:numId w:val="1"/>
+        </w:numPr>
+        <w:spacing w:after="60" w:line="300"/>
+      </w:pPr>
+      <w:r>
+        <w:rPr>
+          <w:rFonts w:ascii="微软雅黑" w:cs="微软雅黑" w:eastAsia="微软雅黑" w:hAnsi="微软雅黑"/>
+          <w:sz w:val="22"/>
+          <w:szCs w:val="22"/>
+        </w:rPr>
+        <w:t xml:space="preserve">1.8：YouTube/TikTok/X/小红书 与抖音共用同一套导出方案（视频/音频开关、分文件夹、打包、停止）；去向按设备自动限制；新增可选 HTTPS 以解锁"选本机文件夹直接写入"；修好通用链接产出登记（此前打包/下载到本机拿不到文件）。</w:t>
       </w:r>
     </w:p>
     <w:p>

--- a/使用说明.docx
+++ b/使用说明.docx
@@ -1397,7 +1397,7 @@
           <w:sz w:val="22"/>
           <w:szCs w:val="22"/>
         </w:rPr>
-        <w:t xml:space="preserve">线上部署想直接写进你自己电脑的文件夹，需要 HTTPS：服务器执行 deploy/make-cert.sh 生成自签证书（并在云安全组放行 3211 端口），然后用 https://服务器IP:3211/?token=xxx 打开，浏览器提示不受信任时点「高级 → 继续访问」，方案卡片里就会出现「选本机文件夹，直接写入」。</w:t>
+        <w:t xml:space="preserve">线上部署想直接写进你自己电脑的文件夹，需要 HTTPS：服务器执行 deploy/make-cert.sh 生成自签证书（并在云安全组放行 3211 端口），然后用 https://服务器IP:3211/?token=xxx 打开，浏览器提示不受信任时点「高级 → 继续访问」，「保存目录」下方会出现常驻的「选本机文件夹，直接写入…」（方案卡片里也有同一个入口，选一次两边同步）。</w:t>
       </w:r>
     </w:p>
     <w:p>

--- a/使用说明.docx
+++ b/使用说明.docx
@@ -31,7 +31,7 @@
           <w:sz w:val="20"/>
           <w:szCs w:val="20"/>
         </w:rPr>
-        <w:t xml:space="preserve">使用说明  ·  版本 1.8  ·  2026-10-23</w:t>
+        <w:t xml:space="preserve">使用说明  ·  版本 1.9  ·  2026-10-23</w:t>
       </w:r>
     </w:p>
     <w:p>
@@ -628,79 +628,97 @@
           <w:sz w:val="28"/>
           <w:szCs w:val="28"/>
         </w:rPr>
-        <w:t xml:space="preserve">五、通用链接下载（YouTube / TikTok / X / 小红书）</w:t>
-      </w:r>
-    </w:p>
-    <w:p>
-      <w:pPr>
-        <w:pStyle w:val="ListParagraph"/>
-        <w:numPr>
-          <w:ilvl w:val="0"/>
-          <w:numId w:val="1"/>
-        </w:numPr>
-        <w:spacing w:after="60" w:line="300"/>
-      </w:pPr>
-      <w:r>
-        <w:rPr>
-          <w:rFonts w:ascii="微软雅黑" w:cs="微软雅黑" w:eastAsia="微软雅黑" w:hAnsi="微软雅黑"/>
-          <w:sz w:val="22"/>
-          <w:szCs w:val="22"/>
-        </w:rPr>
-        <w:t xml:space="preserve">平台选择「通用链接」。</w:t>
-      </w:r>
-    </w:p>
-    <w:p>
-      <w:pPr>
-        <w:pStyle w:val="ListParagraph"/>
-        <w:numPr>
-          <w:ilvl w:val="0"/>
-          <w:numId w:val="1"/>
-        </w:numPr>
-        <w:spacing w:after="60" w:line="300"/>
-      </w:pPr>
-      <w:r>
-        <w:rPr>
-          <w:rFonts w:ascii="微软雅黑" w:cs="微软雅黑" w:eastAsia="微软雅黑" w:hAnsi="微软雅黑"/>
-          <w:sz w:val="22"/>
-          <w:szCs w:val="22"/>
-        </w:rPr>
-        <w:t xml:space="preserve">粘贴作品链接或主页链接，例如 https://www.youtube.com/@频道 。</w:t>
-      </w:r>
-    </w:p>
-    <w:p>
-      <w:pPr>
-        <w:pStyle w:val="ListParagraph"/>
-        <w:numPr>
-          <w:ilvl w:val="0"/>
-          <w:numId w:val="1"/>
-        </w:numPr>
-        <w:spacing w:after="60" w:line="300"/>
-      </w:pPr>
-      <w:r>
-        <w:rPr>
-          <w:rFonts w:ascii="微软雅黑" w:cs="微软雅黑" w:eastAsia="微软雅黑" w:hAnsi="微软雅黑"/>
-          <w:sz w:val="22"/>
-          <w:szCs w:val="22"/>
-        </w:rPr>
-        <w:t xml:space="preserve">点「获取视频」，工具会用 yt-dlp 解析列表。</w:t>
-      </w:r>
-    </w:p>
-    <w:p>
-      <w:pPr>
-        <w:pStyle w:val="ListParagraph"/>
-        <w:numPr>
-          <w:ilvl w:val="0"/>
-          <w:numId w:val="1"/>
-        </w:numPr>
-        <w:spacing w:after="60" w:line="300"/>
-      </w:pPr>
-      <w:r>
-        <w:rPr>
-          <w:rFonts w:ascii="微软雅黑" w:cs="微软雅黑" w:eastAsia="微软雅黑" w:hAnsi="微软雅黑"/>
-          <w:sz w:val="22"/>
-          <w:szCs w:val="22"/>
-        </w:rPr>
-        <w:t xml:space="preserve">选择清晰度：最佳 / 4K / 1080p / 720p / 480p / 360p / 仅音频。</w:t>
+        <w:t xml:space="preserve">五、按账号批量：YouTube / TikTok / X / 小红书</w:t>
+      </w:r>
+    </w:p>
+    <w:p>
+      <w:pPr>
+        <w:pStyle w:val="ListParagraph"/>
+        <w:numPr>
+          <w:ilvl w:val="0"/>
+          <w:numId w:val="1"/>
+        </w:numPr>
+        <w:spacing w:after="60" w:line="300"/>
+      </w:pPr>
+      <w:r>
+        <w:rPr>
+          <w:rFonts w:ascii="微软雅黑" w:cs="微软雅黑" w:eastAsia="微软雅黑" w:hAnsi="微软雅黑"/>
+          <w:sz w:val="22"/>
+          <w:szCs w:val="22"/>
+        </w:rPr>
+        <w:t xml:space="preserve">平台下拉里分别有「YouTube 频道」「TikTok 主页」「小红书主页」「X（推特）主页」，输入账号或主页链接即可，不用非得粘贴作品链接。</w:t>
+      </w:r>
+    </w:p>
+    <w:p>
+      <w:pPr>
+        <w:pStyle w:val="ListParagraph"/>
+        <w:numPr>
+          <w:ilvl w:val="0"/>
+          <w:numId w:val="1"/>
+        </w:numPr>
+        <w:spacing w:after="60" w:line="300"/>
+      </w:pPr>
+      <w:r>
+        <w:rPr>
+          <w:rFonts w:ascii="微软雅黑" w:cs="微软雅黑" w:eastAsia="微软雅黑" w:hAnsi="微软雅黑"/>
+          <w:sz w:val="22"/>
+          <w:szCs w:val="22"/>
+        </w:rPr>
+        <w:t xml:space="preserve">YouTube：填 @账号（例如 @jawed）或频道链接，会列出该频道全部作品；TikTok：填 @账号（例如 @tiktok）或主页链接，会列出主页作品（实测某账号 1475 条）。</w:t>
+      </w:r>
+    </w:p>
+    <w:p>
+      <w:pPr>
+        <w:pStyle w:val="ListParagraph"/>
+        <w:numPr>
+          <w:ilvl w:val="0"/>
+          <w:numId w:val="1"/>
+        </w:numPr>
+        <w:spacing w:after="60" w:line="300"/>
+      </w:pPr>
+      <w:r>
+        <w:rPr>
+          <w:rFonts w:ascii="微软雅黑" w:cs="微软雅黑" w:eastAsia="微软雅黑" w:hAnsi="微软雅黑"/>
+          <w:sz w:val="22"/>
+          <w:szCs w:val="22"/>
+        </w:rPr>
+        <w:t xml:space="preserve">小红书只认主页链接（https://www.xiaohongshu.com/user/profile/xxxx）；X 填 @账号 或主页链接。</w:t>
+      </w:r>
+    </w:p>
+    <w:p>
+      <w:pPr>
+        <w:pStyle w:val="ListParagraph"/>
+        <w:numPr>
+          <w:ilvl w:val="0"/>
+          <w:numId w:val="1"/>
+        </w:numPr>
+        <w:spacing w:after="60" w:line="300"/>
+      </w:pPr>
+      <w:r>
+        <w:rPr>
+          <w:rFonts w:ascii="微软雅黑" w:cs="微软雅黑" w:eastAsia="微软雅黑" w:hAnsi="微软雅黑"/>
+          <w:sz w:val="22"/>
+          <w:szCs w:val="22"/>
+        </w:rPr>
+        <w:t xml:space="preserve">能力边界（实测）：抖音、YouTube、TikTok 支持「账号 → 全部作品」；X 与小红书目前平台侧不支持主页批量（yt-dlp 拉不到列表），请用单条作品链接，工具会直说原因，不会假装列出来了。</w:t>
+      </w:r>
+    </w:p>
+    <w:p>
+      <w:pPr>
+        <w:pStyle w:val="ListParagraph"/>
+        <w:numPr>
+          <w:ilvl w:val="0"/>
+          <w:numId w:val="1"/>
+        </w:numPr>
+        <w:spacing w:after="60" w:line="300"/>
+      </w:pPr>
+      <w:r>
+        <w:rPr>
+          <w:rFonts w:ascii="微软雅黑" w:cs="微软雅黑" w:eastAsia="微软雅黑" w:hAnsi="微软雅黑"/>
+          <w:sz w:val="22"/>
+          <w:szCs w:val="22"/>
+        </w:rPr>
+        <w:t xml:space="preserve">列表有分页：每页可选 50 / 100 / 200 条，翻页不影响勾选，点「全选」是跨页全选（例如 250 条一次勾上）。</w:t>
       </w:r>
     </w:p>
     <w:p>
@@ -772,7 +790,7 @@
           <w:sz w:val="22"/>
           <w:szCs w:val="22"/>
         </w:rPr>
-        <w:t xml:space="preserve">小红书主页批量受平台限制，条目可能不全；单个作品链接最稳。</w:t>
+        <w:t xml:space="preserve">清晰度：最佳 / 4K / 1080p / 720p / 480p / 360p / 仅音频。</w:t>
       </w:r>
     </w:p>
     <w:p>
@@ -2187,6 +2205,24 @@
           <w:szCs w:val="28"/>
         </w:rPr>
         <w:t xml:space="preserve">版本记录</w:t>
+      </w:r>
+    </w:p>
+    <w:p>
+      <w:pPr>
+        <w:pStyle w:val="ListParagraph"/>
+        <w:numPr>
+          <w:ilvl w:val="0"/>
+          <w:numId w:val="1"/>
+        </w:numPr>
+        <w:spacing w:after="60" w:line="300"/>
+      </w:pPr>
+      <w:r>
+        <w:rPr>
+          <w:rFonts w:ascii="微软雅黑" w:cs="微软雅黑" w:eastAsia="微软雅黑" w:hAnsi="微软雅黑"/>
+          <w:sz w:val="22"/>
+          <w:szCs w:val="22"/>
+        </w:rPr>
+        <w:t xml:space="preserve">1.9：平台下拉拆出 YouTube/TikTok/小红书/X 按账号搜索；列表分页（每页 50/100/200，全选跨页）；抖音尽量抓到全部作品；线上服务器不留存任何文件（导出完成自动清理）。</w:t>
       </w:r>
     </w:p>
     <w:p>

--- a/使用说明.docx
+++ b/使用说明.docx
@@ -31,7 +31,7 @@
           <w:sz w:val="20"/>
           <w:szCs w:val="20"/>
         </w:rPr>
-        <w:t xml:space="preserve">使用说明  ·  版本 1.9  ·  2026-10-23</w:t>
+        <w:t xml:space="preserve">使用说明  ·  版本 1.10  ·  2026-10-23</w:t>
       </w:r>
     </w:p>
     <w:p>
@@ -557,6 +557,24 @@
           <w:sz w:val="22"/>
           <w:szCs w:val="22"/>
         </w:rPr>
+        <w:t xml:space="preserve">抓取按安全模式分档：开启安全模式时每次只拿一小批（默认 36 条），列表上方出现「继续获取更多」，点一次多拿一批，避免一次翻太多触发风控；关闭安全模式则一次抓全量（实测同一账号 54 条一次拿完）。</w:t>
+      </w:r>
+    </w:p>
+    <w:p>
+      <w:pPr>
+        <w:pStyle w:val="ListParagraph"/>
+        <w:numPr>
+          <w:ilvl w:val="0"/>
+          <w:numId w:val="1"/>
+        </w:numPr>
+        <w:spacing w:after="60" w:line="300"/>
+      </w:pPr>
+      <w:r>
+        <w:rPr>
+          <w:rFonts w:ascii="微软雅黑" w:cs="微软雅黑" w:eastAsia="微软雅黑" w:hAnsi="微软雅黑"/>
+          <w:sz w:val="22"/>
+          <w:szCs w:val="22"/>
+        </w:rPr>
         <w:t xml:space="preserve">勾选想要的作品，然后在「导出方案」里一次把话说清楚，再点「开始导出」：内容类型（图片 / 动态图 / 视频，可多选）、保存到（电脑 / 手机相册 / 夸克网盘）、是否合成一个压缩包。</w:t>
       </w:r>
     </w:p>
@@ -700,7 +718,25 @@
           <w:sz w:val="22"/>
           <w:szCs w:val="22"/>
         </w:rPr>
-        <w:t xml:space="preserve">能力边界（实测）：抖音、YouTube、TikTok 支持「账号 → 全部作品」；X 与小红书目前平台侧不支持主页批量（yt-dlp 拉不到列表），请用单条作品链接，工具会直说原因，不会假装列出来了。</w:t>
+        <w:t xml:space="preserve">小红书主页批量已在工具内实现：需要先在工具里登录小红书，输入主页链接后由工具滚动主页抓取笔记列表，再逐条交给 yt-dlp 下载（单条笔记链接始终可用）。</w:t>
+      </w:r>
+    </w:p>
+    <w:p>
+      <w:pPr>
+        <w:pStyle w:val="ListParagraph"/>
+        <w:numPr>
+          <w:ilvl w:val="0"/>
+          <w:numId w:val="1"/>
+        </w:numPr>
+        <w:spacing w:after="60" w:line="300"/>
+      </w:pPr>
+      <w:r>
+        <w:rPr>
+          <w:rFonts w:ascii="微软雅黑" w:cs="微软雅黑" w:eastAsia="微软雅黑" w:hAnsi="微软雅黑"/>
+          <w:sz w:val="22"/>
+          <w:szCs w:val="22"/>
+        </w:rPr>
+        <w:t xml:space="preserve">能力边界（实测）：抖音、YouTube、TikTok 支持「账号 → 全部作品」；X 目前平台侧不支持主页批量（yt-dlp 拉不到列表），请用单条作品链接，工具会直说原因，不会假装列出来了。</w:t>
       </w:r>
     </w:p>
     <w:p>
@@ -2205,6 +2241,24 @@
           <w:szCs w:val="28"/>
         </w:rPr>
         <w:t xml:space="preserve">版本记录</w:t>
+      </w:r>
+    </w:p>
+    <w:p>
+      <w:pPr>
+        <w:pStyle w:val="ListParagraph"/>
+        <w:numPr>
+          <w:ilvl w:val="0"/>
+          <w:numId w:val="1"/>
+        </w:numPr>
+        <w:spacing w:after="60" w:line="300"/>
+      </w:pPr>
+      <w:r>
+        <w:rPr>
+          <w:rFonts w:ascii="微软雅黑" w:cs="微软雅黑" w:eastAsia="微软雅黑" w:hAnsi="微软雅黑"/>
+          <w:sz w:val="22"/>
+          <w:szCs w:val="22"/>
+        </w:rPr>
+        <w:t xml:space="preserve">1.10：抖音按安全模式分批抓取（每批 36 条 + 「继续获取更多」，关掉安全模式一次全量）；普通模式加多轮补抓，实测能拿到全部 54 条；新增小红书主页批量（需登录）。</w:t>
       </w:r>
     </w:p>
     <w:p>
